--- a/docs/delivery/납품_검수체크리스트.docx
+++ b/docs/delivery/납품_검수체크리스트.docx
@@ -8,7 +8,6 @@
       </w:pPr>
       <w:r>
         <w:rPr>
-          <w:rFonts w:ascii="Malgun Gothic" w:hAnsi="Malgun Gothic"/>
           <w:b/>
           <w:sz w:val="44"/>
         </w:rPr>
@@ -21,11 +20,12 @@
       </w:pPr>
       <w:r>
         <w:rPr>
-          <w:i/>
+          <w:sz w:val="26"/>
         </w:rPr>
         <w:t>제출용 DOCX</w:t>
       </w:r>
     </w:p>
+    <w:p/>
     <w:tbl>
       <w:tblPr>
         <w:tblStyle w:val="TableGrid"/>
@@ -33,41 +33,48 @@
         <w:tblLook w:firstColumn="1" w:firstRow="1" w:lastColumn="0" w:lastRow="0" w:noHBand="0" w:noVBand="1" w:val="04A0"/>
       </w:tblPr>
       <w:tblGrid>
-        <w:gridCol w:w="5046"/>
-        <w:gridCol w:w="5046"/>
+        <w:gridCol w:w="4986"/>
+        <w:gridCol w:w="4986"/>
       </w:tblGrid>
       <w:tr>
         <w:tc>
           <w:tcPr>
-            <w:tcW w:type="dxa" w:w="5046"/>
-            <w:shd w:fill="EAF1F8"/>
+            <w:tcW w:type="dxa" w:w="4986"/>
           </w:tcPr>
           <w:p>
-            <w:pPr>
-              <w:spacing w:after="0" w:before="0"/>
-            </w:pPr>
-            <w:r/>
             <w:r>
-              <w:rPr>
-                <w:b/>
-              </w:rPr>
+              <w:t>프로젝트명</w:t>
+            </w:r>
+          </w:p>
+        </w:tc>
+        <w:tc>
+          <w:tcPr>
+            <w:tcW w:type="dxa" w:w="4986"/>
+          </w:tcPr>
+          <w:p>
+            <w:r>
+              <w:t>모성간호 챗봇</w:t>
+            </w:r>
+          </w:p>
+        </w:tc>
+      </w:tr>
+      <w:tr>
+        <w:tc>
+          <w:tcPr>
+            <w:tcW w:type="dxa" w:w="4986"/>
+          </w:tcPr>
+          <w:p>
+            <w:r>
               <w:t>작성일</w:t>
             </w:r>
           </w:p>
         </w:tc>
         <w:tc>
           <w:tcPr>
-            <w:tcW w:type="dxa" w:w="5046"/>
+            <w:tcW w:type="dxa" w:w="4986"/>
           </w:tcPr>
           <w:p>
-            <w:pPr>
-              <w:spacing w:after="0" w:before="0"/>
-            </w:pPr>
-            <w:r/>
             <w:r>
-              <w:rPr>
-                <w:b w:val="0"/>
-              </w:rPr>
               <w:t>2026-04-08</w:t>
             </w:r>
           </w:p>
@@ -76,35 +83,20 @@
       <w:tr>
         <w:tc>
           <w:tcPr>
-            <w:tcW w:type="dxa" w:w="5046"/>
-            <w:shd w:fill="EAF1F8"/>
+            <w:tcW w:type="dxa" w:w="4986"/>
           </w:tcPr>
           <w:p>
-            <w:pPr>
-              <w:spacing w:after="0" w:before="0"/>
-            </w:pPr>
-            <w:r/>
             <w:r>
-              <w:rPr>
-                <w:b/>
-              </w:rPr>
               <w:t>납품 기준일</w:t>
             </w:r>
           </w:p>
         </w:tc>
         <w:tc>
           <w:tcPr>
-            <w:tcW w:type="dxa" w:w="5046"/>
+            <w:tcW w:type="dxa" w:w="4986"/>
           </w:tcPr>
           <w:p>
-            <w:pPr>
-              <w:spacing w:after="0" w:before="0"/>
-            </w:pPr>
-            <w:r/>
             <w:r>
-              <w:rPr>
-                <w:b w:val="0"/>
-              </w:rPr>
               <w:t>2026-04-10</w:t>
             </w:r>
           </w:p>
@@ -113,79 +105,31 @@
       <w:tr>
         <w:tc>
           <w:tcPr>
-            <w:tcW w:type="dxa" w:w="5046"/>
-            <w:shd w:fill="EAF1F8"/>
+            <w:tcW w:type="dxa" w:w="4986"/>
           </w:tcPr>
           <w:p>
-            <w:pPr>
-              <w:spacing w:after="0" w:before="0"/>
-            </w:pPr>
-            <w:r/>
             <w:r>
-              <w:rPr>
-                <w:b/>
-              </w:rPr>
-              <w:t>대상 프로젝트</w:t>
+              <w:t>문서 성격</w:t>
             </w:r>
           </w:p>
         </w:tc>
         <w:tc>
           <w:tcPr>
-            <w:tcW w:type="dxa" w:w="5046"/>
+            <w:tcW w:type="dxa" w:w="4986"/>
           </w:tcPr>
           <w:p>
-            <w:pPr>
-              <w:spacing w:after="0" w:before="0"/>
-            </w:pPr>
-            <w:r/>
             <w:r>
-              <w:rPr>
-                <w:b w:val="0"/>
-              </w:rPr>
-              <w:t>모성간호 챗봇</w:t>
-            </w:r>
-          </w:p>
-        </w:tc>
-      </w:tr>
-      <w:tr>
-        <w:tc>
-          <w:tcPr>
-            <w:tcW w:type="dxa" w:w="5046"/>
-            <w:shd w:fill="EAF1F8"/>
-          </w:tcPr>
-          <w:p>
-            <w:pPr>
-              <w:spacing w:after="0" w:before="0"/>
-            </w:pPr>
-            <w:r/>
-            <w:r>
-              <w:rPr>
-                <w:b/>
-              </w:rPr>
-              <w:t>문서 구성</w:t>
-            </w:r>
-          </w:p>
-        </w:tc>
-        <w:tc>
-          <w:tcPr>
-            <w:tcW w:type="dxa" w:w="5046"/>
-          </w:tcPr>
-          <w:p>
-            <w:pPr>
-              <w:spacing w:after="0" w:before="0"/>
-            </w:pPr>
-            <w:r/>
-            <w:r>
-              <w:rPr>
-                <w:b w:val="0"/>
-              </w:rPr>
-              <w:t>ACCEPTANCE_CHECKLIST.md</w:t>
+              <w:t>발주자 제출용</w:t>
             </w:r>
           </w:p>
         </w:tc>
       </w:tr>
     </w:tbl>
-    <w:p/>
+    <w:p>
+      <w:r>
+        <w:br w:type="page"/>
+      </w:r>
+    </w:p>
     <w:p>
       <w:pPr>
         <w:pStyle w:val="Heading1"/>
@@ -195,25 +139,46 @@
       </w:r>
     </w:p>
     <w:p>
-      <w:pPr>
-        <w:ind w:left="340"/>
-      </w:pPr>
       <w:r>
-        <w:rPr>
-          <w:i/>
-        </w:rPr>
         <w:t>작성일: 2026-04-08</w:t>
       </w:r>
     </w:p>
     <w:p>
-      <w:pPr>
-        <w:ind w:left="340"/>
-      </w:pPr>
+      <w:r>
+        <w:t xml:space="preserve">기준 문서: </w:t>
+      </w:r>
       <w:r>
         <w:rPr>
-          <w:i/>
+          <w:rFonts w:ascii="Menlo" w:hAnsi="Menlo"/>
         </w:rPr>
-        <w:t>기준 문서: `docs/archive/DEVELOPMENT_SOW.md`, `docs/active/CONTRACT.html`, `docs/active/2026-03-26-sow-prd-coverage.html`, `docs/archive/PRD_ACCEPTANCE_CHECKLIST_v1.1.md`</w:t>
+        <w:t>docs/archive/DEVELOPMENT_SOW.md</w:t>
+      </w:r>
+      <w:r>
+        <w:t xml:space="preserve">, </w:t>
+      </w:r>
+      <w:r>
+        <w:rPr>
+          <w:rFonts w:ascii="Menlo" w:hAnsi="Menlo"/>
+        </w:rPr>
+        <w:t>docs/active/CONTRACT.html</w:t>
+      </w:r>
+      <w:r>
+        <w:t xml:space="preserve">, </w:t>
+      </w:r>
+      <w:r>
+        <w:rPr>
+          <w:rFonts w:ascii="Menlo" w:hAnsi="Menlo"/>
+        </w:rPr>
+        <w:t>docs/active/2026-03-26-sow-prd-coverage.html</w:t>
+      </w:r>
+      <w:r>
+        <w:t xml:space="preserve">, </w:t>
+      </w:r>
+      <w:r>
+        <w:rPr>
+          <w:rFonts w:ascii="Menlo" w:hAnsi="Menlo"/>
+        </w:rPr>
+        <w:t>docs/archive/PRD_ACCEPTANCE_CHECKLIST_v1.1.md</w:t>
       </w:r>
     </w:p>
     <w:p>
@@ -225,17 +190,11 @@
       </w:r>
     </w:p>
     <w:p>
-      <w:pPr>
-        <w:spacing w:after="100"/>
-      </w:pPr>
       <w:r>
-        <w:t>본 문서는 납품 시 발주자 제출용 검수 체크리스트입니다.</w:t>
+        <w:t xml:space="preserve">본 문서는 납품 시 발주자 제출용 검수 체크리스트입니다.  </w:t>
       </w:r>
     </w:p>
     <w:p>
-      <w:pPr>
-        <w:spacing w:after="100"/>
-      </w:pPr>
       <w:r>
         <w:t>AC(기능 검수) 및 LIM(한도/운영 검수) 항목을 계약/SOW 기준으로 정리했으며, **저장소에서 확인 가능한 항목**과 **운영 증빙이 필요한 항목**을 구분합니다.</w:t>
       </w:r>
@@ -249,27 +208,45 @@
       </w:r>
     </w:p>
     <w:p>
-      <w:pPr>
-        <w:pStyle w:val="ListBullet"/>
-      </w:pPr>
       <w:r>
-        <w:t>`코드 기준 충족`: 저장소 코드/라우트/테스트 근거로 확인 가능</w:t>
+        <w:t xml:space="preserve">  - </w:t>
+      </w:r>
+      <w:r>
+        <w:rPr>
+          <w:rFonts w:ascii="Menlo" w:hAnsi="Menlo"/>
+        </w:rPr>
+        <w:t>코드 기준 충족</w:t>
+      </w:r>
+      <w:r>
+        <w:t>: 저장소 코드/라우트/테스트 근거로 확인 가능</w:t>
       </w:r>
     </w:p>
     <w:p>
-      <w:pPr>
-        <w:pStyle w:val="ListBullet"/>
-      </w:pPr>
       <w:r>
-        <w:t>`운영 증빙 필요`: 배포 URL, 과금/발송 이력, 운영 기간 등 저장소만으로 확정 불가</w:t>
+        <w:t xml:space="preserve">  - </w:t>
+      </w:r>
+      <w:r>
+        <w:rPr>
+          <w:rFonts w:ascii="Menlo" w:hAnsi="Menlo"/>
+        </w:rPr>
+        <w:t>운영 증빙 필요</w:t>
+      </w:r>
+      <w:r>
+        <w:t>: 배포 URL, 과금/발송 이력, 운영 기간 등 저장소만으로 확정 불가</w:t>
       </w:r>
     </w:p>
     <w:p>
-      <w:pPr>
-        <w:pStyle w:val="ListBullet"/>
-      </w:pPr>
       <w:r>
-        <w:t>`확인 불가`: 현 시점에 증빙 미제출 또는 저장소 외 검증이 필요한 상태</w:t>
+        <w:t xml:space="preserve">  - </w:t>
+      </w:r>
+      <w:r>
+        <w:rPr>
+          <w:rFonts w:ascii="Menlo" w:hAnsi="Menlo"/>
+        </w:rPr>
+        <w:t>확인 불가</w:t>
+      </w:r>
+      <w:r>
+        <w:t>: 현 시점에 증빙 미제출 또는 저장소 외 검증이 필요한 상태</w:t>
       </w:r>
     </w:p>
     <w:p>
@@ -284,46 +261,29 @@
       <w:tblPr>
         <w:tblStyle w:val="TableGrid"/>
         <w:tblW w:type="auto" w:w="0"/>
-        <w:tblLayout w:type="autofit"/>
         <w:tblLook w:firstColumn="1" w:firstRow="1" w:lastColumn="0" w:lastRow="0" w:noHBand="0" w:noVBand="1" w:val="04A0"/>
       </w:tblPr>
       <w:tblGrid>
-        <w:gridCol w:w="5046"/>
-        <w:gridCol w:w="5046"/>
+        <w:gridCol w:w="4986"/>
+        <w:gridCol w:w="4986"/>
       </w:tblGrid>
       <w:tr>
         <w:tc>
           <w:tcPr>
-            <w:tcW w:type="dxa" w:w="5046"/>
-            <w:shd w:fill="EAF1F8"/>
+            <w:tcW w:type="dxa" w:w="4986"/>
           </w:tcPr>
           <w:p>
-            <w:pPr>
-              <w:spacing w:after="0" w:before="0"/>
-            </w:pPr>
-            <w:r/>
             <w:r>
-              <w:rPr>
-                <w:b/>
-              </w:rPr>
               <w:t>항목</w:t>
             </w:r>
           </w:p>
         </w:tc>
         <w:tc>
           <w:tcPr>
-            <w:tcW w:type="dxa" w:w="5046"/>
-            <w:shd w:fill="EAF1F8"/>
+            <w:tcW w:type="dxa" w:w="4986"/>
           </w:tcPr>
           <w:p>
-            <w:pPr>
-              <w:spacing w:after="0" w:before="0"/>
-            </w:pPr>
-            <w:r/>
             <w:r>
-              <w:rPr>
-                <w:b/>
-              </w:rPr>
               <w:t>내용</w:t>
             </w:r>
           </w:p>
@@ -332,34 +292,20 @@
       <w:tr>
         <w:tc>
           <w:tcPr>
-            <w:tcW w:type="dxa" w:w="5046"/>
+            <w:tcW w:type="dxa" w:w="4986"/>
           </w:tcPr>
           <w:p>
-            <w:pPr>
-              <w:spacing w:after="0" w:before="0"/>
-            </w:pPr>
-            <w:r/>
             <w:r>
-              <w:rPr>
-                <w:b w:val="0"/>
-              </w:rPr>
               <w:t>프로젝트명</w:t>
             </w:r>
           </w:p>
         </w:tc>
         <w:tc>
           <w:tcPr>
-            <w:tcW w:type="dxa" w:w="5046"/>
+            <w:tcW w:type="dxa" w:w="4986"/>
           </w:tcPr>
           <w:p>
-            <w:pPr>
-              <w:spacing w:after="0" w:before="0"/>
-            </w:pPr>
-            <w:r/>
             <w:r>
-              <w:rPr>
-                <w:b w:val="0"/>
-              </w:rPr>
               <w:t>모성간호 챗봇</w:t>
             </w:r>
           </w:p>
@@ -368,34 +314,20 @@
       <w:tr>
         <w:tc>
           <w:tcPr>
-            <w:tcW w:type="dxa" w:w="5046"/>
+            <w:tcW w:type="dxa" w:w="4986"/>
           </w:tcPr>
           <w:p>
-            <w:pPr>
-              <w:spacing w:after="0" w:before="0"/>
-            </w:pPr>
-            <w:r/>
             <w:r>
-              <w:rPr>
-                <w:b w:val="0"/>
-              </w:rPr>
               <w:t>납품 기준일</w:t>
             </w:r>
           </w:p>
         </w:tc>
         <w:tc>
           <w:tcPr>
-            <w:tcW w:type="dxa" w:w="5046"/>
+            <w:tcW w:type="dxa" w:w="4986"/>
           </w:tcPr>
           <w:p>
-            <w:pPr>
-              <w:spacing w:after="0" w:before="0"/>
-            </w:pPr>
-            <w:r/>
             <w:r>
-              <w:rPr>
-                <w:b w:val="0"/>
-              </w:rPr>
               <w:t>2026-04-10</w:t>
             </w:r>
           </w:p>
@@ -404,34 +336,20 @@
       <w:tr>
         <w:tc>
           <w:tcPr>
-            <w:tcW w:type="dxa" w:w="5046"/>
+            <w:tcW w:type="dxa" w:w="4986"/>
           </w:tcPr>
           <w:p>
-            <w:pPr>
-              <w:spacing w:after="0" w:before="0"/>
-            </w:pPr>
-            <w:r/>
             <w:r>
-              <w:rPr>
-                <w:b w:val="0"/>
-              </w:rPr>
               <w:t>검수 기간</w:t>
             </w:r>
           </w:p>
         </w:tc>
         <w:tc>
           <w:tcPr>
-            <w:tcW w:type="dxa" w:w="5046"/>
+            <w:tcW w:type="dxa" w:w="4986"/>
           </w:tcPr>
           <w:p>
-            <w:pPr>
-              <w:spacing w:after="0" w:before="0"/>
-            </w:pPr>
-            <w:r/>
             <w:r>
-              <w:rPr>
-                <w:b w:val="0"/>
-              </w:rPr>
               <w:t>납품일 기준 5영업일 (계약 기준)</w:t>
             </w:r>
           </w:p>
@@ -440,34 +358,20 @@
       <w:tr>
         <w:tc>
           <w:tcPr>
-            <w:tcW w:type="dxa" w:w="5046"/>
+            <w:tcW w:type="dxa" w:w="4986"/>
           </w:tcPr>
           <w:p>
-            <w:pPr>
-              <w:spacing w:after="0" w:before="0"/>
-            </w:pPr>
-            <w:r/>
             <w:r>
-              <w:rPr>
-                <w:b w:val="0"/>
-              </w:rPr>
               <w:t>계약 금액</w:t>
             </w:r>
           </w:p>
         </w:tc>
         <w:tc>
           <w:tcPr>
-            <w:tcW w:type="dxa" w:w="5046"/>
+            <w:tcW w:type="dxa" w:w="4986"/>
           </w:tcPr>
           <w:p>
-            <w:pPr>
-              <w:spacing w:after="0" w:before="0"/>
-            </w:pPr>
-            <w:r/>
             <w:r>
-              <w:rPr>
-                <w:b w:val="0"/>
-              </w:rPr>
               <w:t>14,454,000원 (VAT 포함)</w:t>
             </w:r>
           </w:p>
@@ -476,34 +380,20 @@
       <w:tr>
         <w:tc>
           <w:tcPr>
-            <w:tcW w:type="dxa" w:w="5046"/>
+            <w:tcW w:type="dxa" w:w="4986"/>
           </w:tcPr>
           <w:p>
-            <w:pPr>
-              <w:spacing w:after="0" w:before="0"/>
-            </w:pPr>
-            <w:r/>
             <w:r>
-              <w:rPr>
-                <w:b w:val="0"/>
-              </w:rPr>
               <w:t>범위 기준</w:t>
             </w:r>
           </w:p>
         </w:tc>
         <w:tc>
           <w:tcPr>
-            <w:tcW w:type="dxa" w:w="5046"/>
+            <w:tcW w:type="dxa" w:w="4986"/>
           </w:tcPr>
           <w:p>
-            <w:pPr>
-              <w:spacing w:after="0" w:before="0"/>
-            </w:pPr>
-            <w:r/>
             <w:r>
-              <w:rPr>
-                <w:b w:val="0"/>
-              </w:rPr>
               <w:t>SOW/PRD AC·LIM 항목</w:t>
             </w:r>
           </w:p>
@@ -512,34 +402,20 @@
       <w:tr>
         <w:tc>
           <w:tcPr>
-            <w:tcW w:type="dxa" w:w="5046"/>
+            <w:tcW w:type="dxa" w:w="4986"/>
           </w:tcPr>
           <w:p>
-            <w:pPr>
-              <w:spacing w:after="0" w:before="0"/>
-            </w:pPr>
-            <w:r/>
             <w:r>
-              <w:rPr>
-                <w:b w:val="0"/>
-              </w:rPr>
               <w:t>최종 판정 단위</w:t>
             </w:r>
           </w:p>
         </w:tc>
         <w:tc>
           <w:tcPr>
-            <w:tcW w:type="dxa" w:w="5046"/>
+            <w:tcW w:type="dxa" w:w="4986"/>
           </w:tcPr>
           <w:p>
-            <w:pPr>
-              <w:spacing w:after="0" w:before="0"/>
-            </w:pPr>
-            <w:r/>
             <w:r>
-              <w:rPr>
-                <w:b w:val="0"/>
-              </w:rPr>
               <w:t>AC 합격/반려 + LIM 증빙 확인</w:t>
             </w:r>
           </w:p>
@@ -548,41 +424,217 @@
       <w:tr>
         <w:tc>
           <w:tcPr>
-            <w:tcW w:type="dxa" w:w="5046"/>
+            <w:tcW w:type="dxa" w:w="4986"/>
           </w:tcPr>
           <w:p>
-            <w:pPr>
-              <w:spacing w:after="0" w:before="0"/>
-            </w:pPr>
-            <w:r/>
             <w:r>
-              <w:rPr>
-                <w:b w:val="0"/>
-              </w:rPr>
               <w:t>검수 결과 통지</w:t>
             </w:r>
           </w:p>
         </w:tc>
         <w:tc>
           <w:tcPr>
-            <w:tcW w:type="dxa" w:w="5046"/>
+            <w:tcW w:type="dxa" w:w="4986"/>
           </w:tcPr>
           <w:p>
-            <w:pPr>
-              <w:spacing w:after="0" w:before="0"/>
-            </w:pPr>
-            <w:r/>
             <w:r>
-              <w:rPr>
-                <w:b w:val="0"/>
-              </w:rPr>
               <w:t>서면 결과 기준</w:t>
             </w:r>
           </w:p>
         </w:tc>
       </w:tr>
+      <w:tr>
+        <w:tc>
+          <w:tcPr>
+            <w:tcW w:type="dxa" w:w="4986"/>
+          </w:tcPr>
+          <w:p>
+            <w:r>
+              <w:t>제출 문서 세트</w:t>
+            </w:r>
+          </w:p>
+        </w:tc>
+        <w:tc>
+          <w:tcPr>
+            <w:tcW w:type="dxa" w:w="4986"/>
+          </w:tcPr>
+          <w:p>
+            <w:r>
+              <w:t>검수 체크리스트 / 검수 재현 및 증빙 가이드 / 배포 및 운영 인계서</w:t>
+            </w:r>
+          </w:p>
+        </w:tc>
+      </w:tr>
     </w:tbl>
-    <w:p/>
+    <w:p>
+      <w:pPr>
+        <w:pStyle w:val="Heading3"/>
+      </w:pPr>
+      <w:r>
+        <w:t>2-1. 판정 방법</w:t>
+      </w:r>
+    </w:p>
+    <w:p>
+      <w:pPr>
+        <w:pStyle w:val="ListBullet"/>
+      </w:pPr>
+      <w:r>
+        <w:t>AC 항목은 기능이 계약 범위대로 실제 동작하는지를 기준으로 판정합니다.</w:t>
+      </w:r>
+    </w:p>
+    <w:p>
+      <w:pPr>
+        <w:pStyle w:val="ListBullet"/>
+      </w:pPr>
+      <w:r>
+        <w:t>LIM 항목은 사용량, 운영 기간, 무상 대응 등 계약상 한도/운영 제공 범위를 기준으로 판정합니다.</w:t>
+      </w:r>
+    </w:p>
+    <w:p>
+      <w:pPr>
+        <w:pStyle w:val="ListBullet"/>
+      </w:pPr>
+      <w:r>
+        <w:t>저장소 코드만으로 판단 가능한 항목과, 실제 운영 환경 증빙이 있어야 판정 가능한 항목을 분리합니다.</w:t>
+      </w:r>
+    </w:p>
+    <w:p>
+      <w:pPr>
+        <w:pStyle w:val="ListBullet"/>
+      </w:pPr>
+      <w:r>
+        <w:t>최종 제출 시에는 본 문서 단독 제출이 아니라, 재현 로그·화면 캡처·운영 리포트를 함께 제출해야 합니다.</w:t>
+      </w:r>
+    </w:p>
+    <w:p>
+      <w:pPr>
+        <w:pStyle w:val="Heading3"/>
+      </w:pPr>
+      <w:r>
+        <w:t>2-2. 검수 결과 기입 원칙</w:t>
+      </w:r>
+    </w:p>
+    <w:tbl>
+      <w:tblPr>
+        <w:tblStyle w:val="TableGrid"/>
+        <w:tblW w:type="auto" w:w="0"/>
+        <w:tblLook w:firstColumn="1" w:firstRow="1" w:lastColumn="0" w:lastRow="0" w:noHBand="0" w:noVBand="1" w:val="04A0"/>
+      </w:tblPr>
+      <w:tblGrid>
+        <w:gridCol w:w="4986"/>
+        <w:gridCol w:w="4986"/>
+      </w:tblGrid>
+      <w:tr>
+        <w:tc>
+          <w:tcPr>
+            <w:tcW w:type="dxa" w:w="4986"/>
+          </w:tcPr>
+          <w:p>
+            <w:r>
+              <w:t>항목</w:t>
+            </w:r>
+          </w:p>
+        </w:tc>
+        <w:tc>
+          <w:tcPr>
+            <w:tcW w:type="dxa" w:w="4986"/>
+          </w:tcPr>
+          <w:p>
+            <w:r>
+              <w:t>기입 원칙</w:t>
+            </w:r>
+          </w:p>
+        </w:tc>
+      </w:tr>
+      <w:tr>
+        <w:tc>
+          <w:tcPr>
+            <w:tcW w:type="dxa" w:w="4986"/>
+          </w:tcPr>
+          <w:p>
+            <w:r>
+              <w:t>현재 판정</w:t>
+            </w:r>
+          </w:p>
+        </w:tc>
+        <w:tc>
+          <w:tcPr>
+            <w:tcW w:type="dxa" w:w="4986"/>
+          </w:tcPr>
+          <w:p>
+            <w:r>
+              <w:t>`Pass`, `Fail`, `확인 불가` 중 하나로 기입</w:t>
+            </w:r>
+          </w:p>
+        </w:tc>
+      </w:tr>
+      <w:tr>
+        <w:tc>
+          <w:tcPr>
+            <w:tcW w:type="dxa" w:w="4986"/>
+          </w:tcPr>
+          <w:p>
+            <w:r>
+              <w:t>확인 구분</w:t>
+            </w:r>
+          </w:p>
+        </w:tc>
+        <w:tc>
+          <w:tcPr>
+            <w:tcW w:type="dxa" w:w="4986"/>
+          </w:tcPr>
+          <w:p>
+            <w:r>
+              <w:t>`저장소 확인 가능`, `운영 증빙 필요` 중 하나로 기입</w:t>
+            </w:r>
+          </w:p>
+        </w:tc>
+      </w:tr>
+      <w:tr>
+        <w:tc>
+          <w:tcPr>
+            <w:tcW w:type="dxa" w:w="4986"/>
+          </w:tcPr>
+          <w:p>
+            <w:r>
+              <w:t>근거 문서</w:t>
+            </w:r>
+          </w:p>
+        </w:tc>
+        <w:tc>
+          <w:tcPr>
+            <w:tcW w:type="dxa" w:w="4986"/>
+          </w:tcPr>
+          <w:p>
+            <w:r>
+              <w:t>계약서, SOW, 코드 점검 문서, 운영 리포트 등 실제 제출 근거를 적시</w:t>
+            </w:r>
+          </w:p>
+        </w:tc>
+      </w:tr>
+      <w:tr>
+        <w:tc>
+          <w:tcPr>
+            <w:tcW w:type="dxa" w:w="4986"/>
+          </w:tcPr>
+          <w:p>
+            <w:r>
+              <w:t>비고</w:t>
+            </w:r>
+          </w:p>
+        </w:tc>
+        <w:tc>
+          <w:tcPr>
+            <w:tcW w:type="dxa" w:w="4986"/>
+          </w:tcPr>
+          <w:p>
+            <w:r>
+              <w:t>재현 위치, 제한사항, 후속 제출 필요사항을 명시</w:t>
+            </w:r>
+          </w:p>
+        </w:tc>
+      </w:tr>
+    </w:tbl>
     <w:p>
       <w:pPr>
         <w:pStyle w:val="Heading2"/>
@@ -595,122 +647,73 @@
       <w:tblPr>
         <w:tblStyle w:val="TableGrid"/>
         <w:tblW w:type="auto" w:w="0"/>
-        <w:tblLayout w:type="autofit"/>
         <w:tblLook w:firstColumn="1" w:firstRow="1" w:lastColumn="0" w:lastRow="0" w:noHBand="0" w:noVBand="1" w:val="04A0"/>
       </w:tblPr>
       <w:tblGrid>
-        <w:gridCol w:w="1682"/>
-        <w:gridCol w:w="1682"/>
-        <w:gridCol w:w="1682"/>
-        <w:gridCol w:w="1682"/>
-        <w:gridCol w:w="1682"/>
-        <w:gridCol w:w="1682"/>
+        <w:gridCol w:w="1662"/>
+        <w:gridCol w:w="1662"/>
+        <w:gridCol w:w="1662"/>
+        <w:gridCol w:w="1662"/>
+        <w:gridCol w:w="1662"/>
+        <w:gridCol w:w="1662"/>
       </w:tblGrid>
       <w:tr>
         <w:tc>
           <w:tcPr>
-            <w:tcW w:type="dxa" w:w="1682"/>
-            <w:shd w:fill="EAF1F8"/>
+            <w:tcW w:type="dxa" w:w="1662"/>
           </w:tcPr>
           <w:p>
-            <w:pPr>
-              <w:spacing w:after="0" w:before="0"/>
-            </w:pPr>
-            <w:r/>
             <w:r>
-              <w:rPr>
-                <w:b/>
-              </w:rPr>
               <w:t>AC ID</w:t>
             </w:r>
           </w:p>
         </w:tc>
         <w:tc>
           <w:tcPr>
-            <w:tcW w:type="dxa" w:w="1682"/>
-            <w:shd w:fill="EAF1F8"/>
+            <w:tcW w:type="dxa" w:w="1662"/>
           </w:tcPr>
           <w:p>
-            <w:pPr>
-              <w:spacing w:after="0" w:before="0"/>
-            </w:pPr>
-            <w:r/>
             <w:r>
-              <w:rPr>
-                <w:b/>
-              </w:rPr>
               <w:t>검수 항목</w:t>
             </w:r>
           </w:p>
         </w:tc>
         <w:tc>
           <w:tcPr>
-            <w:tcW w:type="dxa" w:w="1682"/>
-            <w:shd w:fill="EAF1F8"/>
+            <w:tcW w:type="dxa" w:w="1662"/>
           </w:tcPr>
           <w:p>
-            <w:pPr>
-              <w:spacing w:after="0" w:before="0"/>
-            </w:pPr>
-            <w:r/>
             <w:r>
-              <w:rPr>
-                <w:b/>
-              </w:rPr>
               <w:t>현재 판정</w:t>
             </w:r>
           </w:p>
         </w:tc>
         <w:tc>
           <w:tcPr>
-            <w:tcW w:type="dxa" w:w="1682"/>
-            <w:shd w:fill="EAF1F8"/>
+            <w:tcW w:type="dxa" w:w="1662"/>
           </w:tcPr>
           <w:p>
-            <w:pPr>
-              <w:spacing w:after="0" w:before="0"/>
-            </w:pPr>
-            <w:r/>
             <w:r>
-              <w:rPr>
-                <w:b/>
-              </w:rPr>
               <w:t>확인 구분</w:t>
             </w:r>
           </w:p>
         </w:tc>
         <w:tc>
           <w:tcPr>
-            <w:tcW w:type="dxa" w:w="1682"/>
-            <w:shd w:fill="EAF1F8"/>
+            <w:tcW w:type="dxa" w:w="1662"/>
           </w:tcPr>
           <w:p>
-            <w:pPr>
-              <w:spacing w:after="0" w:before="0"/>
-            </w:pPr>
-            <w:r/>
             <w:r>
-              <w:rPr>
-                <w:b/>
-              </w:rPr>
               <w:t>근거 문서</w:t>
             </w:r>
           </w:p>
         </w:tc>
         <w:tc>
           <w:tcPr>
-            <w:tcW w:type="dxa" w:w="1682"/>
-            <w:shd w:fill="EAF1F8"/>
+            <w:tcW w:type="dxa" w:w="1662"/>
           </w:tcPr>
           <w:p>
-            <w:pPr>
-              <w:spacing w:after="0" w:before="0"/>
-            </w:pPr>
-            <w:r/>
             <w:r>
-              <w:rPr>
-                <w:b/>
-              </w:rPr>
               <w:t>비고</w:t>
             </w:r>
           </w:p>
@@ -719,102 +722,60 @@
       <w:tr>
         <w:tc>
           <w:tcPr>
-            <w:tcW w:type="dxa" w:w="1682"/>
+            <w:tcW w:type="dxa" w:w="1662"/>
           </w:tcPr>
           <w:p>
-            <w:pPr>
-              <w:spacing w:after="0" w:before="0"/>
-            </w:pPr>
-            <w:r/>
             <w:r>
-              <w:rPr>
-                <w:b w:val="0"/>
-              </w:rPr>
               <w:t>AC-001</w:t>
             </w:r>
           </w:p>
         </w:tc>
         <w:tc>
           <w:tcPr>
-            <w:tcW w:type="dxa" w:w="1682"/>
+            <w:tcW w:type="dxa" w:w="1662"/>
           </w:tcPr>
           <w:p>
-            <w:pPr>
-              <w:spacing w:after="0" w:before="0"/>
-            </w:pPr>
-            <w:r/>
             <w:r>
-              <w:rPr>
-                <w:b w:val="0"/>
-              </w:rPr>
               <w:t>인증 동작</w:t>
             </w:r>
           </w:p>
         </w:tc>
         <w:tc>
           <w:tcPr>
-            <w:tcW w:type="dxa" w:w="1682"/>
+            <w:tcW w:type="dxa" w:w="1662"/>
           </w:tcPr>
           <w:p>
-            <w:pPr>
-              <w:spacing w:after="0" w:before="0"/>
-            </w:pPr>
-            <w:r/>
             <w:r>
-              <w:rPr>
-                <w:b w:val="0"/>
-              </w:rPr>
               <w:t>Pass</w:t>
             </w:r>
           </w:p>
         </w:tc>
         <w:tc>
           <w:tcPr>
-            <w:tcW w:type="dxa" w:w="1682"/>
+            <w:tcW w:type="dxa" w:w="1662"/>
           </w:tcPr>
           <w:p>
-            <w:pPr>
-              <w:spacing w:after="0" w:before="0"/>
-            </w:pPr>
-            <w:r/>
             <w:r>
-              <w:rPr>
-                <w:b w:val="0"/>
-              </w:rPr>
               <w:t>저장소 확인 가능</w:t>
             </w:r>
           </w:p>
         </w:tc>
         <w:tc>
           <w:tcPr>
-            <w:tcW w:type="dxa" w:w="1682"/>
+            <w:tcW w:type="dxa" w:w="1662"/>
           </w:tcPr>
           <w:p>
-            <w:pPr>
-              <w:spacing w:after="0" w:before="0"/>
-            </w:pPr>
-            <w:r/>
             <w:r>
-              <w:rPr>
-                <w:b w:val="0"/>
-              </w:rPr>
               <w:t>`2026-03-26-sow-prd-coverage.html`</w:t>
             </w:r>
           </w:p>
         </w:tc>
         <w:tc>
           <w:tcPr>
-            <w:tcW w:type="dxa" w:w="1682"/>
+            <w:tcW w:type="dxa" w:w="1662"/>
           </w:tcPr>
           <w:p>
-            <w:pPr>
-              <w:spacing w:after="0" w:before="0"/>
-            </w:pPr>
-            <w:r/>
             <w:r>
-              <w:rPr>
-                <w:b w:val="0"/>
-              </w:rPr>
               <w:t>전화번호 OTP/세션/관리자 접근 제어 코드 기준 충족</w:t>
             </w:r>
           </w:p>
@@ -823,102 +784,60 @@
       <w:tr>
         <w:tc>
           <w:tcPr>
-            <w:tcW w:type="dxa" w:w="1682"/>
+            <w:tcW w:type="dxa" w:w="1662"/>
           </w:tcPr>
           <w:p>
-            <w:pPr>
-              <w:spacing w:after="0" w:before="0"/>
-            </w:pPr>
-            <w:r/>
             <w:r>
-              <w:rPr>
-                <w:b w:val="0"/>
-              </w:rPr>
               <w:t>AC-002</w:t>
             </w:r>
           </w:p>
         </w:tc>
         <w:tc>
           <w:tcPr>
-            <w:tcW w:type="dxa" w:w="1682"/>
+            <w:tcW w:type="dxa" w:w="1662"/>
           </w:tcPr>
           <w:p>
-            <w:pPr>
-              <w:spacing w:after="0" w:before="0"/>
-            </w:pPr>
-            <w:r/>
             <w:r>
-              <w:rPr>
-                <w:b w:val="0"/>
-              </w:rPr>
               <w:t>채팅 응답</w:t>
             </w:r>
           </w:p>
         </w:tc>
         <w:tc>
           <w:tcPr>
-            <w:tcW w:type="dxa" w:w="1682"/>
+            <w:tcW w:type="dxa" w:w="1662"/>
           </w:tcPr>
           <w:p>
-            <w:pPr>
-              <w:spacing w:after="0" w:before="0"/>
-            </w:pPr>
-            <w:r/>
             <w:r>
-              <w:rPr>
-                <w:b w:val="0"/>
-              </w:rPr>
               <w:t>Pass</w:t>
             </w:r>
           </w:p>
         </w:tc>
         <w:tc>
           <w:tcPr>
-            <w:tcW w:type="dxa" w:w="1682"/>
+            <w:tcW w:type="dxa" w:w="1662"/>
           </w:tcPr>
           <w:p>
-            <w:pPr>
-              <w:spacing w:after="0" w:before="0"/>
-            </w:pPr>
-            <w:r/>
             <w:r>
-              <w:rPr>
-                <w:b w:val="0"/>
-              </w:rPr>
               <w:t>저장소 확인 가능</w:t>
             </w:r>
           </w:p>
         </w:tc>
         <w:tc>
           <w:tcPr>
-            <w:tcW w:type="dxa" w:w="1682"/>
+            <w:tcW w:type="dxa" w:w="1662"/>
           </w:tcPr>
           <w:p>
-            <w:pPr>
-              <w:spacing w:after="0" w:before="0"/>
-            </w:pPr>
-            <w:r/>
             <w:r>
-              <w:rPr>
-                <w:b w:val="0"/>
-              </w:rPr>
               <w:t>`2026-03-26-sow-prd-coverage.html`</w:t>
             </w:r>
           </w:p>
         </w:tc>
         <w:tc>
           <w:tcPr>
-            <w:tcW w:type="dxa" w:w="1682"/>
+            <w:tcW w:type="dxa" w:w="1662"/>
           </w:tcPr>
           <w:p>
-            <w:pPr>
-              <w:spacing w:after="0" w:before="0"/>
-            </w:pPr>
-            <w:r/>
             <w:r>
-              <w:rPr>
-                <w:b w:val="0"/>
-              </w:rPr>
               <w:t>정상 응답 및 오류 시 안내 응답 경로 확인</w:t>
             </w:r>
           </w:p>
@@ -927,102 +846,60 @@
       <w:tr>
         <w:tc>
           <w:tcPr>
-            <w:tcW w:type="dxa" w:w="1682"/>
+            <w:tcW w:type="dxa" w:w="1662"/>
           </w:tcPr>
           <w:p>
-            <w:pPr>
-              <w:spacing w:after="0" w:before="0"/>
-            </w:pPr>
-            <w:r/>
             <w:r>
-              <w:rPr>
-                <w:b w:val="0"/>
-              </w:rPr>
               <w:t>AC-003</w:t>
             </w:r>
           </w:p>
         </w:tc>
         <w:tc>
           <w:tcPr>
-            <w:tcW w:type="dxa" w:w="1682"/>
+            <w:tcW w:type="dxa" w:w="1662"/>
           </w:tcPr>
           <w:p>
-            <w:pPr>
-              <w:spacing w:after="0" w:before="0"/>
-            </w:pPr>
-            <w:r/>
             <w:r>
-              <w:rPr>
-                <w:b w:val="0"/>
-              </w:rPr>
               <w:t>가드레일</w:t>
             </w:r>
           </w:p>
         </w:tc>
         <w:tc>
           <w:tcPr>
-            <w:tcW w:type="dxa" w:w="1682"/>
+            <w:tcW w:type="dxa" w:w="1662"/>
           </w:tcPr>
           <w:p>
-            <w:pPr>
-              <w:spacing w:after="0" w:before="0"/>
-            </w:pPr>
-            <w:r/>
             <w:r>
-              <w:rPr>
-                <w:b w:val="0"/>
-              </w:rPr>
               <w:t>Pass</w:t>
             </w:r>
           </w:p>
         </w:tc>
         <w:tc>
           <w:tcPr>
-            <w:tcW w:type="dxa" w:w="1682"/>
+            <w:tcW w:type="dxa" w:w="1662"/>
           </w:tcPr>
           <w:p>
-            <w:pPr>
-              <w:spacing w:after="0" w:before="0"/>
-            </w:pPr>
-            <w:r/>
             <w:r>
-              <w:rPr>
-                <w:b w:val="0"/>
-              </w:rPr>
               <w:t>저장소 확인 가능</w:t>
             </w:r>
           </w:p>
         </w:tc>
         <w:tc>
           <w:tcPr>
-            <w:tcW w:type="dxa" w:w="1682"/>
+            <w:tcW w:type="dxa" w:w="1662"/>
           </w:tcPr>
           <w:p>
-            <w:pPr>
-              <w:spacing w:after="0" w:before="0"/>
-            </w:pPr>
-            <w:r/>
             <w:r>
-              <w:rPr>
-                <w:b w:val="0"/>
-              </w:rPr>
               <w:t>`2026-03-26-sow-prd-coverage.html`</w:t>
             </w:r>
           </w:p>
         </w:tc>
         <w:tc>
           <w:tcPr>
-            <w:tcW w:type="dxa" w:w="1682"/>
+            <w:tcW w:type="dxa" w:w="1662"/>
           </w:tcPr>
           <w:p>
-            <w:pPr>
-              <w:spacing w:after="0" w:before="0"/>
-            </w:pPr>
-            <w:r/>
             <w:r>
-              <w:rPr>
-                <w:b w:val="0"/>
-              </w:rPr>
               <w:t>금칙 입력 차단 및 안전 고지 로직 확인</w:t>
             </w:r>
           </w:p>
@@ -1031,102 +908,60 @@
       <w:tr>
         <w:tc>
           <w:tcPr>
-            <w:tcW w:type="dxa" w:w="1682"/>
+            <w:tcW w:type="dxa" w:w="1662"/>
           </w:tcPr>
           <w:p>
-            <w:pPr>
-              <w:spacing w:after="0" w:before="0"/>
-            </w:pPr>
-            <w:r/>
             <w:r>
-              <w:rPr>
-                <w:b w:val="0"/>
-              </w:rPr>
               <w:t>AC-004</w:t>
             </w:r>
           </w:p>
         </w:tc>
         <w:tc>
           <w:tcPr>
-            <w:tcW w:type="dxa" w:w="1682"/>
+            <w:tcW w:type="dxa" w:w="1662"/>
           </w:tcPr>
           <w:p>
-            <w:pPr>
-              <w:spacing w:after="0" w:before="0"/>
-            </w:pPr>
-            <w:r/>
             <w:r>
-              <w:rPr>
-                <w:b w:val="0"/>
-              </w:rPr>
               <w:t>관리자 조회</w:t>
             </w:r>
           </w:p>
         </w:tc>
         <w:tc>
           <w:tcPr>
-            <w:tcW w:type="dxa" w:w="1682"/>
+            <w:tcW w:type="dxa" w:w="1662"/>
           </w:tcPr>
           <w:p>
-            <w:pPr>
-              <w:spacing w:after="0" w:before="0"/>
-            </w:pPr>
-            <w:r/>
             <w:r>
-              <w:rPr>
-                <w:b w:val="0"/>
-              </w:rPr>
               <w:t>Pass</w:t>
             </w:r>
           </w:p>
         </w:tc>
         <w:tc>
           <w:tcPr>
-            <w:tcW w:type="dxa" w:w="1682"/>
+            <w:tcW w:type="dxa" w:w="1662"/>
           </w:tcPr>
           <w:p>
-            <w:pPr>
-              <w:spacing w:after="0" w:before="0"/>
-            </w:pPr>
-            <w:r/>
             <w:r>
-              <w:rPr>
-                <w:b w:val="0"/>
-              </w:rPr>
               <w:t>저장소 확인 가능</w:t>
             </w:r>
           </w:p>
         </w:tc>
         <w:tc>
           <w:tcPr>
-            <w:tcW w:type="dxa" w:w="1682"/>
+            <w:tcW w:type="dxa" w:w="1662"/>
           </w:tcPr>
           <w:p>
-            <w:pPr>
-              <w:spacing w:after="0" w:before="0"/>
-            </w:pPr>
-            <w:r/>
             <w:r>
-              <w:rPr>
-                <w:b w:val="0"/>
-              </w:rPr>
               <w:t>`2026-03-26-sow-prd-coverage.html`</w:t>
             </w:r>
           </w:p>
         </w:tc>
         <w:tc>
           <w:tcPr>
-            <w:tcW w:type="dxa" w:w="1682"/>
+            <w:tcW w:type="dxa" w:w="1662"/>
           </w:tcPr>
           <w:p>
-            <w:pPr>
-              <w:spacing w:after="0" w:before="0"/>
-            </w:pPr>
-            <w:r/>
             <w:r>
-              <w:rPr>
-                <w:b w:val="0"/>
-              </w:rPr>
               <w:t>관리자 조회/모니터링/분석 API 및 화면 확인</w:t>
             </w:r>
           </w:p>
@@ -1135,102 +970,60 @@
       <w:tr>
         <w:tc>
           <w:tcPr>
-            <w:tcW w:type="dxa" w:w="1682"/>
+            <w:tcW w:type="dxa" w:w="1662"/>
           </w:tcPr>
           <w:p>
-            <w:pPr>
-              <w:spacing w:after="0" w:before="0"/>
-            </w:pPr>
-            <w:r/>
             <w:r>
-              <w:rPr>
-                <w:b w:val="0"/>
-              </w:rPr>
               <w:t>AC-005</w:t>
             </w:r>
           </w:p>
         </w:tc>
         <w:tc>
           <w:tcPr>
-            <w:tcW w:type="dxa" w:w="1682"/>
+            <w:tcW w:type="dxa" w:w="1662"/>
           </w:tcPr>
           <w:p>
-            <w:pPr>
-              <w:spacing w:after="0" w:before="0"/>
-            </w:pPr>
-            <w:r/>
             <w:r>
-              <w:rPr>
-                <w:b w:val="0"/>
-              </w:rPr>
               <w:t>자료 관리</w:t>
             </w:r>
           </w:p>
         </w:tc>
         <w:tc>
           <w:tcPr>
-            <w:tcW w:type="dxa" w:w="1682"/>
+            <w:tcW w:type="dxa" w:w="1662"/>
           </w:tcPr>
           <w:p>
-            <w:pPr>
-              <w:spacing w:after="0" w:before="0"/>
-            </w:pPr>
-            <w:r/>
             <w:r>
-              <w:rPr>
-                <w:b w:val="0"/>
-              </w:rPr>
               <w:t>Pass</w:t>
             </w:r>
           </w:p>
         </w:tc>
         <w:tc>
           <w:tcPr>
-            <w:tcW w:type="dxa" w:w="1682"/>
+            <w:tcW w:type="dxa" w:w="1662"/>
           </w:tcPr>
           <w:p>
-            <w:pPr>
-              <w:spacing w:after="0" w:before="0"/>
-            </w:pPr>
-            <w:r/>
             <w:r>
-              <w:rPr>
-                <w:b w:val="0"/>
-              </w:rPr>
               <w:t>저장소 확인 가능</w:t>
             </w:r>
           </w:p>
         </w:tc>
         <w:tc>
           <w:tcPr>
-            <w:tcW w:type="dxa" w:w="1682"/>
+            <w:tcW w:type="dxa" w:w="1662"/>
           </w:tcPr>
           <w:p>
-            <w:pPr>
-              <w:spacing w:after="0" w:before="0"/>
-            </w:pPr>
-            <w:r/>
             <w:r>
-              <w:rPr>
-                <w:b w:val="0"/>
-              </w:rPr>
               <w:t>`2026-03-26-sow-prd-coverage.html`</w:t>
             </w:r>
           </w:p>
         </w:tc>
         <w:tc>
           <w:tcPr>
-            <w:tcW w:type="dxa" w:w="1682"/>
+            <w:tcW w:type="dxa" w:w="1662"/>
           </w:tcPr>
           <w:p>
-            <w:pPr>
-              <w:spacing w:after="0" w:before="0"/>
-            </w:pPr>
-            <w:r/>
             <w:r>
-              <w:rPr>
-                <w:b w:val="0"/>
-              </w:rPr>
               <w:t>콘텐츠/문서/설문 계열 CRUD 경로 확인</w:t>
             </w:r>
           </w:p>
@@ -1239,102 +1032,60 @@
       <w:tr>
         <w:tc>
           <w:tcPr>
-            <w:tcW w:type="dxa" w:w="1682"/>
+            <w:tcW w:type="dxa" w:w="1662"/>
           </w:tcPr>
           <w:p>
-            <w:pPr>
-              <w:spacing w:after="0" w:before="0"/>
-            </w:pPr>
-            <w:r/>
             <w:r>
-              <w:rPr>
-                <w:b w:val="0"/>
-              </w:rPr>
               <w:t>AC-006</w:t>
             </w:r>
           </w:p>
         </w:tc>
         <w:tc>
           <w:tcPr>
-            <w:tcW w:type="dxa" w:w="1682"/>
+            <w:tcW w:type="dxa" w:w="1662"/>
           </w:tcPr>
           <w:p>
-            <w:pPr>
-              <w:spacing w:after="0" w:before="0"/>
-            </w:pPr>
-            <w:r/>
             <w:r>
-              <w:rPr>
-                <w:b w:val="0"/>
-              </w:rPr>
               <w:t>대화 저장</w:t>
             </w:r>
           </w:p>
         </w:tc>
         <w:tc>
           <w:tcPr>
-            <w:tcW w:type="dxa" w:w="1682"/>
+            <w:tcW w:type="dxa" w:w="1662"/>
           </w:tcPr>
           <w:p>
-            <w:pPr>
-              <w:spacing w:after="0" w:before="0"/>
-            </w:pPr>
-            <w:r/>
             <w:r>
-              <w:rPr>
-                <w:b w:val="0"/>
-              </w:rPr>
               <w:t>Pass</w:t>
             </w:r>
           </w:p>
         </w:tc>
         <w:tc>
           <w:tcPr>
-            <w:tcW w:type="dxa" w:w="1682"/>
+            <w:tcW w:type="dxa" w:w="1662"/>
           </w:tcPr>
           <w:p>
-            <w:pPr>
-              <w:spacing w:after="0" w:before="0"/>
-            </w:pPr>
-            <w:r/>
             <w:r>
-              <w:rPr>
-                <w:b w:val="0"/>
-              </w:rPr>
               <w:t>저장소 확인 가능</w:t>
             </w:r>
           </w:p>
         </w:tc>
         <w:tc>
           <w:tcPr>
-            <w:tcW w:type="dxa" w:w="1682"/>
+            <w:tcW w:type="dxa" w:w="1662"/>
           </w:tcPr>
           <w:p>
-            <w:pPr>
-              <w:spacing w:after="0" w:before="0"/>
-            </w:pPr>
-            <w:r/>
             <w:r>
-              <w:rPr>
-                <w:b w:val="0"/>
-              </w:rPr>
               <w:t>`2026-03-26-sow-prd-coverage.html`</w:t>
             </w:r>
           </w:p>
         </w:tc>
         <w:tc>
           <w:tcPr>
-            <w:tcW w:type="dxa" w:w="1682"/>
+            <w:tcW w:type="dxa" w:w="1662"/>
           </w:tcPr>
           <w:p>
-            <w:pPr>
-              <w:spacing w:after="0" w:before="0"/>
-            </w:pPr>
-            <w:r/>
             <w:r>
-              <w:rPr>
-                <w:b w:val="0"/>
-              </w:rPr>
               <w:t>세션/메시지 저장 및 재조회 API 확인</w:t>
             </w:r>
           </w:p>
@@ -1343,109 +1094,66 @@
       <w:tr>
         <w:tc>
           <w:tcPr>
-            <w:tcW w:type="dxa" w:w="1682"/>
+            <w:tcW w:type="dxa" w:w="1662"/>
           </w:tcPr>
           <w:p>
-            <w:pPr>
-              <w:spacing w:after="0" w:before="0"/>
-            </w:pPr>
-            <w:r/>
             <w:r>
-              <w:rPr>
-                <w:b w:val="0"/>
-              </w:rPr>
               <w:t>AC-007</w:t>
             </w:r>
           </w:p>
         </w:tc>
         <w:tc>
           <w:tcPr>
-            <w:tcW w:type="dxa" w:w="1682"/>
+            <w:tcW w:type="dxa" w:w="1662"/>
           </w:tcPr>
           <w:p>
-            <w:pPr>
-              <w:spacing w:after="0" w:before="0"/>
-            </w:pPr>
-            <w:r/>
             <w:r>
-              <w:rPr>
-                <w:b w:val="0"/>
-              </w:rPr>
               <w:t>배포 상태</w:t>
             </w:r>
           </w:p>
         </w:tc>
         <w:tc>
           <w:tcPr>
-            <w:tcW w:type="dxa" w:w="1682"/>
+            <w:tcW w:type="dxa" w:w="1662"/>
           </w:tcPr>
           <w:p>
-            <w:pPr>
-              <w:spacing w:after="0" w:before="0"/>
-            </w:pPr>
-            <w:r/>
             <w:r>
-              <w:rPr>
-                <w:b w:val="0"/>
-              </w:rPr>
               <w:t>확인 불가</w:t>
             </w:r>
           </w:p>
         </w:tc>
         <w:tc>
           <w:tcPr>
-            <w:tcW w:type="dxa" w:w="1682"/>
+            <w:tcW w:type="dxa" w:w="1662"/>
           </w:tcPr>
           <w:p>
-            <w:pPr>
-              <w:spacing w:after="0" w:before="0"/>
-            </w:pPr>
-            <w:r/>
             <w:r>
-              <w:rPr>
-                <w:b w:val="0"/>
-              </w:rPr>
               <w:t>운영 증빙 필요</w:t>
             </w:r>
           </w:p>
         </w:tc>
         <w:tc>
           <w:tcPr>
-            <w:tcW w:type="dxa" w:w="1682"/>
+            <w:tcW w:type="dxa" w:w="1662"/>
           </w:tcPr>
           <w:p>
-            <w:pPr>
-              <w:spacing w:after="0" w:before="0"/>
-            </w:pPr>
-            <w:r/>
             <w:r>
-              <w:rPr>
-                <w:b w:val="0"/>
-              </w:rPr>
               <w:t>`CONTRACT.html` 제6·제7조, `2026-03-26-sow-prd-coverage.html`</w:t>
             </w:r>
           </w:p>
         </w:tc>
         <w:tc>
           <w:tcPr>
-            <w:tcW w:type="dxa" w:w="1682"/>
+            <w:tcW w:type="dxa" w:w="1662"/>
           </w:tcPr>
           <w:p>
-            <w:pPr>
-              <w:spacing w:after="0" w:before="0"/>
-            </w:pPr>
-            <w:r/>
             <w:r>
-              <w:rPr>
-                <w:b w:val="0"/>
-              </w:rPr>
               <w:t>운영 URL, SSL, 실제 배포 가동 상태는 저장소만으로 확정 불가</w:t>
             </w:r>
           </w:p>
         </w:tc>
       </w:tr>
     </w:tbl>
-    <w:p/>
     <w:p>
       <w:pPr>
         <w:pStyle w:val="Heading2"/>
@@ -1458,122 +1166,73 @@
       <w:tblPr>
         <w:tblStyle w:val="TableGrid"/>
         <w:tblW w:type="auto" w:w="0"/>
-        <w:tblLayout w:type="autofit"/>
         <w:tblLook w:firstColumn="1" w:firstRow="1" w:lastColumn="0" w:lastRow="0" w:noHBand="0" w:noVBand="1" w:val="04A0"/>
       </w:tblPr>
       <w:tblGrid>
-        <w:gridCol w:w="1682"/>
-        <w:gridCol w:w="1682"/>
-        <w:gridCol w:w="1682"/>
-        <w:gridCol w:w="1682"/>
-        <w:gridCol w:w="1682"/>
-        <w:gridCol w:w="1682"/>
+        <w:gridCol w:w="1662"/>
+        <w:gridCol w:w="1662"/>
+        <w:gridCol w:w="1662"/>
+        <w:gridCol w:w="1662"/>
+        <w:gridCol w:w="1662"/>
+        <w:gridCol w:w="1662"/>
       </w:tblGrid>
       <w:tr>
         <w:tc>
           <w:tcPr>
-            <w:tcW w:type="dxa" w:w="1682"/>
-            <w:shd w:fill="EAF1F8"/>
+            <w:tcW w:type="dxa" w:w="1662"/>
           </w:tcPr>
           <w:p>
-            <w:pPr>
-              <w:spacing w:after="0" w:before="0"/>
-            </w:pPr>
-            <w:r/>
             <w:r>
-              <w:rPr>
-                <w:b/>
-              </w:rPr>
               <w:t>LIM ID</w:t>
             </w:r>
           </w:p>
         </w:tc>
         <w:tc>
           <w:tcPr>
-            <w:tcW w:type="dxa" w:w="1682"/>
-            <w:shd w:fill="EAF1F8"/>
+            <w:tcW w:type="dxa" w:w="1662"/>
           </w:tcPr>
           <w:p>
-            <w:pPr>
-              <w:spacing w:after="0" w:before="0"/>
-            </w:pPr>
-            <w:r/>
             <w:r>
-              <w:rPr>
-                <w:b/>
-              </w:rPr>
               <w:t>점검 항목</w:t>
             </w:r>
           </w:p>
         </w:tc>
         <w:tc>
           <w:tcPr>
-            <w:tcW w:type="dxa" w:w="1682"/>
-            <w:shd w:fill="EAF1F8"/>
+            <w:tcW w:type="dxa" w:w="1662"/>
           </w:tcPr>
           <w:p>
-            <w:pPr>
-              <w:spacing w:after="0" w:before="0"/>
-            </w:pPr>
-            <w:r/>
             <w:r>
-              <w:rPr>
-                <w:b/>
-              </w:rPr>
               <w:t>계약 기준</w:t>
             </w:r>
           </w:p>
         </w:tc>
         <w:tc>
           <w:tcPr>
-            <w:tcW w:type="dxa" w:w="1682"/>
-            <w:shd w:fill="EAF1F8"/>
+            <w:tcW w:type="dxa" w:w="1662"/>
           </w:tcPr>
           <w:p>
-            <w:pPr>
-              <w:spacing w:after="0" w:before="0"/>
-            </w:pPr>
-            <w:r/>
             <w:r>
-              <w:rPr>
-                <w:b/>
-              </w:rPr>
               <w:t>현재 판정</w:t>
             </w:r>
           </w:p>
         </w:tc>
         <w:tc>
           <w:tcPr>
-            <w:tcW w:type="dxa" w:w="1682"/>
-            <w:shd w:fill="EAF1F8"/>
+            <w:tcW w:type="dxa" w:w="1662"/>
           </w:tcPr>
           <w:p>
-            <w:pPr>
-              <w:spacing w:after="0" w:before="0"/>
-            </w:pPr>
-            <w:r/>
             <w:r>
-              <w:rPr>
-                <w:b/>
-              </w:rPr>
               <w:t>확인 구분</w:t>
             </w:r>
           </w:p>
         </w:tc>
         <w:tc>
           <w:tcPr>
-            <w:tcW w:type="dxa" w:w="1682"/>
-            <w:shd w:fill="EAF1F8"/>
+            <w:tcW w:type="dxa" w:w="1662"/>
           </w:tcPr>
           <w:p>
-            <w:pPr>
-              <w:spacing w:after="0" w:before="0"/>
-            </w:pPr>
-            <w:r/>
             <w:r>
-              <w:rPr>
-                <w:b/>
-              </w:rPr>
               <w:t>필요 증빙</w:t>
             </w:r>
           </w:p>
@@ -1582,102 +1241,60 @@
       <w:tr>
         <w:tc>
           <w:tcPr>
-            <w:tcW w:type="dxa" w:w="1682"/>
+            <w:tcW w:type="dxa" w:w="1662"/>
           </w:tcPr>
           <w:p>
-            <w:pPr>
-              <w:spacing w:after="0" w:before="0"/>
-            </w:pPr>
-            <w:r/>
             <w:r>
-              <w:rPr>
-                <w:b w:val="0"/>
-              </w:rPr>
               <w:t>LIM-001</w:t>
             </w:r>
           </w:p>
         </w:tc>
         <w:tc>
           <w:tcPr>
-            <w:tcW w:type="dxa" w:w="1682"/>
+            <w:tcW w:type="dxa" w:w="1662"/>
           </w:tcPr>
           <w:p>
-            <w:pPr>
-              <w:spacing w:after="0" w:before="0"/>
-            </w:pPr>
-            <w:r/>
             <w:r>
-              <w:rPr>
-                <w:b w:val="0"/>
-              </w:rPr>
               <w:t>이미지 세팅 기준</w:t>
             </w:r>
           </w:p>
         </w:tc>
         <w:tc>
           <w:tcPr>
-            <w:tcW w:type="dxa" w:w="1682"/>
+            <w:tcW w:type="dxa" w:w="1662"/>
           </w:tcPr>
           <w:p>
-            <w:pPr>
-              <w:spacing w:after="0" w:before="0"/>
-            </w:pPr>
-            <w:r/>
             <w:r>
-              <w:rPr>
-                <w:b w:val="0"/>
-              </w:rPr>
               <w:t>초기 500개 세팅 범위</w:t>
             </w:r>
           </w:p>
         </w:tc>
         <w:tc>
           <w:tcPr>
-            <w:tcW w:type="dxa" w:w="1682"/>
+            <w:tcW w:type="dxa" w:w="1662"/>
           </w:tcPr>
           <w:p>
-            <w:pPr>
-              <w:spacing w:after="0" w:before="0"/>
-            </w:pPr>
-            <w:r/>
             <w:r>
-              <w:rPr>
-                <w:b w:val="0"/>
-              </w:rPr>
               <w:t>확인 불가</w:t>
             </w:r>
           </w:p>
         </w:tc>
         <w:tc>
           <w:tcPr>
-            <w:tcW w:type="dxa" w:w="1682"/>
+            <w:tcW w:type="dxa" w:w="1662"/>
           </w:tcPr>
           <w:p>
-            <w:pPr>
-              <w:spacing w:after="0" w:before="0"/>
-            </w:pPr>
-            <w:r/>
             <w:r>
-              <w:rPr>
-                <w:b w:val="0"/>
-              </w:rPr>
               <w:t>운영 증빙 필요</w:t>
             </w:r>
           </w:p>
         </w:tc>
         <w:tc>
           <w:tcPr>
-            <w:tcW w:type="dxa" w:w="1682"/>
+            <w:tcW w:type="dxa" w:w="1662"/>
           </w:tcPr>
           <w:p>
-            <w:pPr>
-              <w:spacing w:after="0" w:before="0"/>
-            </w:pPr>
-            <w:r/>
             <w:r>
-              <w:rPr>
-                <w:b w:val="0"/>
-              </w:rPr>
               <w:t>운영 자산 목록, DB/스토리지 기준 수량 증빙</w:t>
             </w:r>
           </w:p>
@@ -1686,102 +1303,60 @@
       <w:tr>
         <w:tc>
           <w:tcPr>
-            <w:tcW w:type="dxa" w:w="1682"/>
+            <w:tcW w:type="dxa" w:w="1662"/>
           </w:tcPr>
           <w:p>
-            <w:pPr>
-              <w:spacing w:after="0" w:before="0"/>
-            </w:pPr>
-            <w:r/>
             <w:r>
-              <w:rPr>
-                <w:b w:val="0"/>
-              </w:rPr>
               <w:t>LIM-002</w:t>
             </w:r>
           </w:p>
         </w:tc>
         <w:tc>
           <w:tcPr>
-            <w:tcW w:type="dxa" w:w="1682"/>
+            <w:tcW w:type="dxa" w:w="1662"/>
           </w:tcPr>
           <w:p>
-            <w:pPr>
-              <w:spacing w:after="0" w:before="0"/>
-            </w:pPr>
-            <w:r/>
             <w:r>
-              <w:rPr>
-                <w:b w:val="0"/>
-              </w:rPr>
               <w:t>문자 발송량 기준</w:t>
             </w:r>
           </w:p>
         </w:tc>
         <w:tc>
           <w:tcPr>
-            <w:tcW w:type="dxa" w:w="1682"/>
+            <w:tcW w:type="dxa" w:w="1662"/>
           </w:tcPr>
           <w:p>
-            <w:pPr>
-              <w:spacing w:after="0" w:before="0"/>
-            </w:pPr>
-            <w:r/>
             <w:r>
-              <w:rPr>
-                <w:b w:val="0"/>
-              </w:rPr>
               <w:t>10,000건 기준</w:t>
             </w:r>
           </w:p>
         </w:tc>
         <w:tc>
           <w:tcPr>
-            <w:tcW w:type="dxa" w:w="1682"/>
+            <w:tcW w:type="dxa" w:w="1662"/>
           </w:tcPr>
           <w:p>
-            <w:pPr>
-              <w:spacing w:after="0" w:before="0"/>
-            </w:pPr>
-            <w:r/>
             <w:r>
-              <w:rPr>
-                <w:b w:val="0"/>
-              </w:rPr>
               <w:t>확인 불가</w:t>
             </w:r>
           </w:p>
         </w:tc>
         <w:tc>
           <w:tcPr>
-            <w:tcW w:type="dxa" w:w="1682"/>
+            <w:tcW w:type="dxa" w:w="1662"/>
           </w:tcPr>
           <w:p>
-            <w:pPr>
-              <w:spacing w:after="0" w:before="0"/>
-            </w:pPr>
-            <w:r/>
             <w:r>
-              <w:rPr>
-                <w:b w:val="0"/>
-              </w:rPr>
               <w:t>운영 증빙 필요</w:t>
             </w:r>
           </w:p>
         </w:tc>
         <w:tc>
           <w:tcPr>
-            <w:tcW w:type="dxa" w:w="1682"/>
+            <w:tcW w:type="dxa" w:w="1662"/>
           </w:tcPr>
           <w:p>
-            <w:pPr>
-              <w:spacing w:after="0" w:before="0"/>
-            </w:pPr>
-            <w:r/>
             <w:r>
-              <w:rPr>
-                <w:b w:val="0"/>
-              </w:rPr>
               <w:t>발송 서비스 대시보드/청구서/월별 발송 집계</w:t>
             </w:r>
           </w:p>
@@ -1790,102 +1365,60 @@
       <w:tr>
         <w:tc>
           <w:tcPr>
-            <w:tcW w:type="dxa" w:w="1682"/>
+            <w:tcW w:type="dxa" w:w="1662"/>
           </w:tcPr>
           <w:p>
-            <w:pPr>
-              <w:spacing w:after="0" w:before="0"/>
-            </w:pPr>
-            <w:r/>
             <w:r>
-              <w:rPr>
-                <w:b w:val="0"/>
-              </w:rPr>
               <w:t>LIM-003</w:t>
             </w:r>
           </w:p>
         </w:tc>
         <w:tc>
           <w:tcPr>
-            <w:tcW w:type="dxa" w:w="1682"/>
+            <w:tcW w:type="dxa" w:w="1662"/>
           </w:tcPr>
           <w:p>
-            <w:pPr>
-              <w:spacing w:after="0" w:before="0"/>
-            </w:pPr>
-            <w:r/>
             <w:r>
-              <w:rPr>
-                <w:b w:val="0"/>
-              </w:rPr>
               <w:t>서버 운영 기간 기준</w:t>
             </w:r>
           </w:p>
         </w:tc>
         <w:tc>
           <w:tcPr>
-            <w:tcW w:type="dxa" w:w="1682"/>
+            <w:tcW w:type="dxa" w:w="1662"/>
           </w:tcPr>
           <w:p>
-            <w:pPr>
-              <w:spacing w:after="0" w:before="0"/>
-            </w:pPr>
-            <w:r/>
             <w:r>
-              <w:rPr>
-                <w:b w:val="0"/>
-              </w:rPr>
               <w:t>6개월 운영</w:t>
             </w:r>
           </w:p>
         </w:tc>
         <w:tc>
           <w:tcPr>
-            <w:tcW w:type="dxa" w:w="1682"/>
+            <w:tcW w:type="dxa" w:w="1662"/>
           </w:tcPr>
           <w:p>
-            <w:pPr>
-              <w:spacing w:after="0" w:before="0"/>
-            </w:pPr>
-            <w:r/>
             <w:r>
-              <w:rPr>
-                <w:b w:val="0"/>
-              </w:rPr>
               <w:t>확인 불가</w:t>
             </w:r>
           </w:p>
         </w:tc>
         <w:tc>
           <w:tcPr>
-            <w:tcW w:type="dxa" w:w="1682"/>
+            <w:tcW w:type="dxa" w:w="1662"/>
           </w:tcPr>
           <w:p>
-            <w:pPr>
-              <w:spacing w:after="0" w:before="0"/>
-            </w:pPr>
-            <w:r/>
             <w:r>
-              <w:rPr>
-                <w:b w:val="0"/>
-              </w:rPr>
               <w:t>운영 증빙 필요</w:t>
             </w:r>
           </w:p>
         </w:tc>
         <w:tc>
           <w:tcPr>
-            <w:tcW w:type="dxa" w:w="1682"/>
+            <w:tcW w:type="dxa" w:w="1662"/>
           </w:tcPr>
           <w:p>
-            <w:pPr>
-              <w:spacing w:after="0" w:before="0"/>
-            </w:pPr>
-            <w:r/>
             <w:r>
-              <w:rPr>
-                <w:b w:val="0"/>
-              </w:rPr>
               <w:t>인프라 계약/청구 이력, 가동 기간 기록</w:t>
             </w:r>
           </w:p>
@@ -1894,102 +1427,60 @@
       <w:tr>
         <w:tc>
           <w:tcPr>
-            <w:tcW w:type="dxa" w:w="1682"/>
+            <w:tcW w:type="dxa" w:w="1662"/>
           </w:tcPr>
           <w:p>
-            <w:pPr>
-              <w:spacing w:after="0" w:before="0"/>
-            </w:pPr>
-            <w:r/>
             <w:r>
-              <w:rPr>
-                <w:b w:val="0"/>
-              </w:rPr>
               <w:t>LIM-004</w:t>
             </w:r>
           </w:p>
         </w:tc>
         <w:tc>
           <w:tcPr>
-            <w:tcW w:type="dxa" w:w="1682"/>
+            <w:tcW w:type="dxa" w:w="1662"/>
           </w:tcPr>
           <w:p>
-            <w:pPr>
-              <w:spacing w:after="0" w:before="0"/>
-            </w:pPr>
-            <w:r/>
             <w:r>
-              <w:rPr>
-                <w:b w:val="0"/>
-              </w:rPr>
               <w:t>AI 채팅 API 운영 기준</w:t>
             </w:r>
           </w:p>
         </w:tc>
         <w:tc>
           <w:tcPr>
-            <w:tcW w:type="dxa" w:w="1682"/>
+            <w:tcW w:type="dxa" w:w="1662"/>
           </w:tcPr>
           <w:p>
-            <w:pPr>
-              <w:spacing w:after="0" w:before="0"/>
-            </w:pPr>
-            <w:r/>
             <w:r>
-              <w:rPr>
-                <w:b w:val="0"/>
-              </w:rPr>
               <w:t>6개월 운영</w:t>
             </w:r>
           </w:p>
         </w:tc>
         <w:tc>
           <w:tcPr>
-            <w:tcW w:type="dxa" w:w="1682"/>
+            <w:tcW w:type="dxa" w:w="1662"/>
           </w:tcPr>
           <w:p>
-            <w:pPr>
-              <w:spacing w:after="0" w:before="0"/>
-            </w:pPr>
-            <w:r/>
             <w:r>
-              <w:rPr>
-                <w:b w:val="0"/>
-              </w:rPr>
               <w:t>확인 불가</w:t>
             </w:r>
           </w:p>
         </w:tc>
         <w:tc>
           <w:tcPr>
-            <w:tcW w:type="dxa" w:w="1682"/>
+            <w:tcW w:type="dxa" w:w="1662"/>
           </w:tcPr>
           <w:p>
-            <w:pPr>
-              <w:spacing w:after="0" w:before="0"/>
-            </w:pPr>
-            <w:r/>
             <w:r>
-              <w:rPr>
-                <w:b w:val="0"/>
-              </w:rPr>
               <w:t>운영 증빙 필요</w:t>
             </w:r>
           </w:p>
         </w:tc>
         <w:tc>
           <w:tcPr>
-            <w:tcW w:type="dxa" w:w="1682"/>
+            <w:tcW w:type="dxa" w:w="1662"/>
           </w:tcPr>
           <w:p>
-            <w:pPr>
-              <w:spacing w:after="0" w:before="0"/>
-            </w:pPr>
-            <w:r/>
             <w:r>
-              <w:rPr>
-                <w:b w:val="0"/>
-              </w:rPr>
               <w:t>AI API 사용량/과금 리포트</w:t>
             </w:r>
           </w:p>
@@ -1998,102 +1489,60 @@
       <w:tr>
         <w:tc>
           <w:tcPr>
-            <w:tcW w:type="dxa" w:w="1682"/>
+            <w:tcW w:type="dxa" w:w="1662"/>
           </w:tcPr>
           <w:p>
-            <w:pPr>
-              <w:spacing w:after="0" w:before="0"/>
-            </w:pPr>
-            <w:r/>
             <w:r>
-              <w:rPr>
-                <w:b w:val="0"/>
-              </w:rPr>
               <w:t>LIM-005</w:t>
             </w:r>
           </w:p>
         </w:tc>
         <w:tc>
           <w:tcPr>
-            <w:tcW w:type="dxa" w:w="1682"/>
+            <w:tcW w:type="dxa" w:w="1662"/>
           </w:tcPr>
           <w:p>
-            <w:pPr>
-              <w:spacing w:after="0" w:before="0"/>
-            </w:pPr>
-            <w:r/>
             <w:r>
-              <w:rPr>
-                <w:b w:val="0"/>
-              </w:rPr>
               <w:t>검색 API 운영 기준</w:t>
             </w:r>
           </w:p>
         </w:tc>
         <w:tc>
           <w:tcPr>
-            <w:tcW w:type="dxa" w:w="1682"/>
+            <w:tcW w:type="dxa" w:w="1662"/>
           </w:tcPr>
           <w:p>
-            <w:pPr>
-              <w:spacing w:after="0" w:before="0"/>
-            </w:pPr>
-            <w:r/>
             <w:r>
-              <w:rPr>
-                <w:b w:val="0"/>
-              </w:rPr>
               <w:t>6개월 운영</w:t>
             </w:r>
           </w:p>
         </w:tc>
         <w:tc>
           <w:tcPr>
-            <w:tcW w:type="dxa" w:w="1682"/>
+            <w:tcW w:type="dxa" w:w="1662"/>
           </w:tcPr>
           <w:p>
-            <w:pPr>
-              <w:spacing w:after="0" w:before="0"/>
-            </w:pPr>
-            <w:r/>
             <w:r>
-              <w:rPr>
-                <w:b w:val="0"/>
-              </w:rPr>
               <w:t>확인 불가</w:t>
             </w:r>
           </w:p>
         </w:tc>
         <w:tc>
           <w:tcPr>
-            <w:tcW w:type="dxa" w:w="1682"/>
+            <w:tcW w:type="dxa" w:w="1662"/>
           </w:tcPr>
           <w:p>
-            <w:pPr>
-              <w:spacing w:after="0" w:before="0"/>
-            </w:pPr>
-            <w:r/>
             <w:r>
-              <w:rPr>
-                <w:b w:val="0"/>
-              </w:rPr>
               <w:t>운영 증빙 필요</w:t>
             </w:r>
           </w:p>
         </w:tc>
         <w:tc>
           <w:tcPr>
-            <w:tcW w:type="dxa" w:w="1682"/>
+            <w:tcW w:type="dxa" w:w="1662"/>
           </w:tcPr>
           <w:p>
-            <w:pPr>
-              <w:spacing w:after="0" w:before="0"/>
-            </w:pPr>
-            <w:r/>
             <w:r>
-              <w:rPr>
-                <w:b w:val="0"/>
-              </w:rPr>
               <w:t>검색/RAG API 사용량·과금 리포트</w:t>
             </w:r>
           </w:p>
@@ -2102,109 +1551,66 @@
       <w:tr>
         <w:tc>
           <w:tcPr>
-            <w:tcW w:type="dxa" w:w="1682"/>
+            <w:tcW w:type="dxa" w:w="1662"/>
           </w:tcPr>
           <w:p>
-            <w:pPr>
-              <w:spacing w:after="0" w:before="0"/>
-            </w:pPr>
-            <w:r/>
             <w:r>
-              <w:rPr>
-                <w:b w:val="0"/>
-              </w:rPr>
               <w:t>LIM-006</w:t>
             </w:r>
           </w:p>
         </w:tc>
         <w:tc>
           <w:tcPr>
-            <w:tcW w:type="dxa" w:w="1682"/>
+            <w:tcW w:type="dxa" w:w="1662"/>
           </w:tcPr>
           <w:p>
-            <w:pPr>
-              <w:spacing w:after="0" w:before="0"/>
-            </w:pPr>
-            <w:r/>
             <w:r>
-              <w:rPr>
-                <w:b w:val="0"/>
-              </w:rPr>
               <w:t>무상 A/S 기준</w:t>
             </w:r>
           </w:p>
         </w:tc>
         <w:tc>
           <w:tcPr>
-            <w:tcW w:type="dxa" w:w="1682"/>
+            <w:tcW w:type="dxa" w:w="1662"/>
           </w:tcPr>
           <w:p>
-            <w:pPr>
-              <w:spacing w:after="0" w:before="0"/>
-            </w:pPr>
-            <w:r/>
             <w:r>
-              <w:rPr>
-                <w:b w:val="0"/>
-              </w:rPr>
               <w:t>납품 후 무상 기간 준수</w:t>
             </w:r>
           </w:p>
         </w:tc>
         <w:tc>
           <w:tcPr>
-            <w:tcW w:type="dxa" w:w="1682"/>
+            <w:tcW w:type="dxa" w:w="1662"/>
           </w:tcPr>
           <w:p>
-            <w:pPr>
-              <w:spacing w:after="0" w:before="0"/>
-            </w:pPr>
-            <w:r/>
             <w:r>
-              <w:rPr>
-                <w:b w:val="0"/>
-              </w:rPr>
               <w:t>확인 불가</w:t>
             </w:r>
           </w:p>
         </w:tc>
         <w:tc>
           <w:tcPr>
-            <w:tcW w:type="dxa" w:w="1682"/>
+            <w:tcW w:type="dxa" w:w="1662"/>
           </w:tcPr>
           <w:p>
-            <w:pPr>
-              <w:spacing w:after="0" w:before="0"/>
-            </w:pPr>
-            <w:r/>
             <w:r>
-              <w:rPr>
-                <w:b w:val="0"/>
-              </w:rPr>
               <w:t>운영 증빙 필요</w:t>
             </w:r>
           </w:p>
         </w:tc>
         <w:tc>
           <w:tcPr>
-            <w:tcW w:type="dxa" w:w="1682"/>
+            <w:tcW w:type="dxa" w:w="1662"/>
           </w:tcPr>
           <w:p>
-            <w:pPr>
-              <w:spacing w:after="0" w:before="0"/>
-            </w:pPr>
-            <w:r/>
             <w:r>
-              <w:rPr>
-                <w:b w:val="0"/>
-              </w:rPr>
               <w:t>이슈 접수-처리 이력, 대응 기록</w:t>
             </w:r>
           </w:p>
         </w:tc>
       </w:tr>
     </w:tbl>
-    <w:p/>
     <w:p>
       <w:pPr>
         <w:pStyle w:val="Heading2"/>
@@ -2217,84 +1623,51 @@
       <w:tblPr>
         <w:tblStyle w:val="TableGrid"/>
         <w:tblW w:type="auto" w:w="0"/>
-        <w:tblLayout w:type="autofit"/>
         <w:tblLook w:firstColumn="1" w:firstRow="1" w:lastColumn="0" w:lastRow="0" w:noHBand="0" w:noVBand="1" w:val="04A0"/>
       </w:tblPr>
       <w:tblGrid>
-        <w:gridCol w:w="2523"/>
-        <w:gridCol w:w="2523"/>
-        <w:gridCol w:w="2523"/>
-        <w:gridCol w:w="2523"/>
+        <w:gridCol w:w="2493"/>
+        <w:gridCol w:w="2493"/>
+        <w:gridCol w:w="2493"/>
+        <w:gridCol w:w="2493"/>
       </w:tblGrid>
       <w:tr>
         <w:tc>
           <w:tcPr>
-            <w:tcW w:type="dxa" w:w="2523"/>
-            <w:shd w:fill="EAF1F8"/>
+            <w:tcW w:type="dxa" w:w="2493"/>
           </w:tcPr>
           <w:p>
-            <w:pPr>
-              <w:spacing w:after="0" w:before="0"/>
-            </w:pPr>
-            <w:r/>
             <w:r>
-              <w:rPr>
-                <w:b/>
-              </w:rPr>
               <w:t>구분</w:t>
             </w:r>
           </w:p>
         </w:tc>
         <w:tc>
           <w:tcPr>
-            <w:tcW w:type="dxa" w:w="2523"/>
-            <w:shd w:fill="EAF1F8"/>
+            <w:tcW w:type="dxa" w:w="2493"/>
           </w:tcPr>
           <w:p>
-            <w:pPr>
-              <w:spacing w:after="0" w:before="0"/>
-            </w:pPr>
-            <w:r/>
             <w:r>
-              <w:rPr>
-                <w:b/>
-              </w:rPr>
               <w:t>제출 필요 항목</w:t>
             </w:r>
           </w:p>
         </w:tc>
         <w:tc>
           <w:tcPr>
-            <w:tcW w:type="dxa" w:w="2523"/>
-            <w:shd w:fill="EAF1F8"/>
+            <w:tcW w:type="dxa" w:w="2493"/>
           </w:tcPr>
           <w:p>
-            <w:pPr>
-              <w:spacing w:after="0" w:before="0"/>
-            </w:pPr>
-            <w:r/>
             <w:r>
-              <w:rPr>
-                <w:b/>
-              </w:rPr>
               <w:t>제출 형태 예시</w:t>
             </w:r>
           </w:p>
         </w:tc>
         <w:tc>
           <w:tcPr>
-            <w:tcW w:type="dxa" w:w="2523"/>
-            <w:shd w:fill="EAF1F8"/>
+            <w:tcW w:type="dxa" w:w="2493"/>
           </w:tcPr>
           <w:p>
-            <w:pPr>
-              <w:spacing w:after="0" w:before="0"/>
-            </w:pPr>
-            <w:r/>
             <w:r>
-              <w:rPr>
-                <w:b/>
-              </w:rPr>
               <w:t>비고</w:t>
             </w:r>
           </w:p>
@@ -2303,68 +1676,40 @@
       <w:tr>
         <w:tc>
           <w:tcPr>
-            <w:tcW w:type="dxa" w:w="2523"/>
+            <w:tcW w:type="dxa" w:w="2493"/>
           </w:tcPr>
           <w:p>
-            <w:pPr>
-              <w:spacing w:after="0" w:before="0"/>
-            </w:pPr>
-            <w:r/>
             <w:r>
-              <w:rPr>
-                <w:b w:val="0"/>
-              </w:rPr>
               <w:t>배포 증빙 (AC-007)</w:t>
             </w:r>
           </w:p>
         </w:tc>
         <w:tc>
           <w:tcPr>
-            <w:tcW w:type="dxa" w:w="2523"/>
+            <w:tcW w:type="dxa" w:w="2493"/>
           </w:tcPr>
           <w:p>
-            <w:pPr>
-              <w:spacing w:after="0" w:before="0"/>
-            </w:pPr>
-            <w:r/>
             <w:r>
-              <w:rPr>
-                <w:b w:val="0"/>
-              </w:rPr>
               <w:t>운영 URL 접속 확인, SSL 적용, 핵심 플로우 동작</w:t>
             </w:r>
           </w:p>
         </w:tc>
         <w:tc>
           <w:tcPr>
-            <w:tcW w:type="dxa" w:w="2523"/>
+            <w:tcW w:type="dxa" w:w="2493"/>
           </w:tcPr>
           <w:p>
-            <w:pPr>
-              <w:spacing w:after="0" w:before="0"/>
-            </w:pPr>
-            <w:r/>
             <w:r>
-              <w:rPr>
-                <w:b w:val="0"/>
-              </w:rPr>
               <w:t>점검 캡처, 점검 로그, 재현 스크립트 실행 결과</w:t>
             </w:r>
           </w:p>
         </w:tc>
         <w:tc>
           <w:tcPr>
-            <w:tcW w:type="dxa" w:w="2523"/>
+            <w:tcW w:type="dxa" w:w="2493"/>
           </w:tcPr>
           <w:p>
-            <w:pPr>
-              <w:spacing w:after="0" w:before="0"/>
-            </w:pPr>
-            <w:r/>
             <w:r>
-              <w:rPr>
-                <w:b w:val="0"/>
-              </w:rPr>
               <w:t>저장소만으로 확인 불가 항목</w:t>
             </w:r>
           </w:p>
@@ -2373,68 +1718,40 @@
       <w:tr>
         <w:tc>
           <w:tcPr>
-            <w:tcW w:type="dxa" w:w="2523"/>
+            <w:tcW w:type="dxa" w:w="2493"/>
           </w:tcPr>
           <w:p>
-            <w:pPr>
-              <w:spacing w:after="0" w:before="0"/>
-            </w:pPr>
-            <w:r/>
             <w:r>
-              <w:rPr>
-                <w:b w:val="0"/>
-              </w:rPr>
               <w:t>운영 한도 (LIM-001~005)</w:t>
             </w:r>
           </w:p>
         </w:tc>
         <w:tc>
           <w:tcPr>
-            <w:tcW w:type="dxa" w:w="2523"/>
+            <w:tcW w:type="dxa" w:w="2493"/>
           </w:tcPr>
           <w:p>
-            <w:pPr>
-              <w:spacing w:after="0" w:before="0"/>
-            </w:pPr>
-            <w:r/>
             <w:r>
-              <w:rPr>
-                <w:b w:val="0"/>
-              </w:rPr>
               <w:t>이미지 수량/문자 발송/API 사용량/운영 기간</w:t>
             </w:r>
           </w:p>
         </w:tc>
         <w:tc>
           <w:tcPr>
-            <w:tcW w:type="dxa" w:w="2523"/>
+            <w:tcW w:type="dxa" w:w="2493"/>
           </w:tcPr>
           <w:p>
-            <w:pPr>
-              <w:spacing w:after="0" w:before="0"/>
-            </w:pPr>
-            <w:r/>
             <w:r>
-              <w:rPr>
-                <w:b w:val="0"/>
-              </w:rPr>
               <w:t>서비스 콘솔 리포트, 청구서, 월별 운영 집계표</w:t>
             </w:r>
           </w:p>
         </w:tc>
         <w:tc>
           <w:tcPr>
-            <w:tcW w:type="dxa" w:w="2523"/>
+            <w:tcW w:type="dxa" w:w="2493"/>
           </w:tcPr>
           <w:p>
-            <w:pPr>
-              <w:spacing w:after="0" w:before="0"/>
-            </w:pPr>
-            <w:r/>
             <w:r>
-              <w:rPr>
-                <w:b w:val="0"/>
-              </w:rPr>
               <w:t>계약 한도 충족 증빙 필요</w:t>
             </w:r>
           </w:p>
@@ -2443,68 +1760,40 @@
       <w:tr>
         <w:tc>
           <w:tcPr>
-            <w:tcW w:type="dxa" w:w="2523"/>
+            <w:tcW w:type="dxa" w:w="2493"/>
           </w:tcPr>
           <w:p>
-            <w:pPr>
-              <w:spacing w:after="0" w:before="0"/>
-            </w:pPr>
-            <w:r/>
             <w:r>
-              <w:rPr>
-                <w:b w:val="0"/>
-              </w:rPr>
               <w:t>유지보수 (LIM-006)</w:t>
             </w:r>
           </w:p>
         </w:tc>
         <w:tc>
           <w:tcPr>
-            <w:tcW w:type="dxa" w:w="2523"/>
+            <w:tcW w:type="dxa" w:w="2493"/>
           </w:tcPr>
           <w:p>
-            <w:pPr>
-              <w:spacing w:after="0" w:before="0"/>
-            </w:pPr>
-            <w:r/>
             <w:r>
-              <w:rPr>
-                <w:b w:val="0"/>
-              </w:rPr>
               <w:t>무상 A/S 처리 여부</w:t>
             </w:r>
           </w:p>
         </w:tc>
         <w:tc>
           <w:tcPr>
-            <w:tcW w:type="dxa" w:w="2523"/>
+            <w:tcW w:type="dxa" w:w="2493"/>
           </w:tcPr>
           <w:p>
-            <w:pPr>
-              <w:spacing w:after="0" w:before="0"/>
-            </w:pPr>
-            <w:r/>
             <w:r>
-              <w:rPr>
-                <w:b w:val="0"/>
-              </w:rPr>
               <w:t>이슈 트래커, 처리 내역서, 커뮤니케이션 기록</w:t>
             </w:r>
           </w:p>
         </w:tc>
         <w:tc>
           <w:tcPr>
-            <w:tcW w:type="dxa" w:w="2523"/>
+            <w:tcW w:type="dxa" w:w="2493"/>
           </w:tcPr>
           <w:p>
-            <w:pPr>
-              <w:spacing w:after="0" w:before="0"/>
-            </w:pPr>
-            <w:r/>
             <w:r>
-              <w:rPr>
-                <w:b w:val="0"/>
-              </w:rPr>
               <w:t>기간/대응 수준 확인</w:t>
             </w:r>
           </w:p>
@@ -2513,75 +1802,130 @@
       <w:tr>
         <w:tc>
           <w:tcPr>
-            <w:tcW w:type="dxa" w:w="2523"/>
+            <w:tcW w:type="dxa" w:w="2493"/>
           </w:tcPr>
           <w:p>
-            <w:pPr>
-              <w:spacing w:after="0" w:before="0"/>
-            </w:pPr>
-            <w:r/>
             <w:r>
-              <w:rPr>
-                <w:b w:val="0"/>
-              </w:rPr>
               <w:t>납품 문서 패키지</w:t>
             </w:r>
           </w:p>
         </w:tc>
         <w:tc>
           <w:tcPr>
-            <w:tcW w:type="dxa" w:w="2523"/>
+            <w:tcW w:type="dxa" w:w="2493"/>
           </w:tcPr>
           <w:p>
-            <w:pPr>
-              <w:spacing w:after="0" w:before="0"/>
-            </w:pPr>
-            <w:r/>
             <w:r>
-              <w:rPr>
-                <w:b w:val="0"/>
-              </w:rPr>
               <w:t>기술 문서, 운영 가이드, 검수 체크리스트, 재현 스크립트, 근거 패키지</w:t>
             </w:r>
           </w:p>
         </w:tc>
         <w:tc>
           <w:tcPr>
-            <w:tcW w:type="dxa" w:w="2523"/>
+            <w:tcW w:type="dxa" w:w="2493"/>
           </w:tcPr>
           <w:p>
-            <w:pPr>
-              <w:spacing w:after="0" w:before="0"/>
-            </w:pPr>
-            <w:r/>
             <w:r>
-              <w:rPr>
-                <w:b w:val="0"/>
-              </w:rPr>
               <w:t>문서 파일 + 실행 절차 + 결과 캡처</w:t>
             </w:r>
           </w:p>
         </w:tc>
         <w:tc>
           <w:tcPr>
-            <w:tcW w:type="dxa" w:w="2523"/>
+            <w:tcW w:type="dxa" w:w="2493"/>
           </w:tcPr>
           <w:p>
-            <w:pPr>
-              <w:spacing w:after="0" w:before="0"/>
-            </w:pPr>
-            <w:r/>
             <w:r>
-              <w:rPr>
-                <w:b w:val="0"/>
-              </w:rPr>
               <w:t>SOW 납품물/검수 문서 요구 반영</w:t>
             </w:r>
           </w:p>
         </w:tc>
       </w:tr>
     </w:tbl>
-    <w:p/>
+    <w:p>
+      <w:pPr>
+        <w:pStyle w:val="Heading3"/>
+      </w:pPr>
+      <w:r>
+        <w:t>5-1. 제출 권장 순서</w:t>
+      </w:r>
+    </w:p>
+    <w:p>
+      <w:pPr>
+        <w:pStyle w:val="ListNumber"/>
+      </w:pPr>
+      <w:r>
+        <w:t>본 체크리스트에 현재 판정과 비고를 먼저 기입합니다.</w:t>
+      </w:r>
+    </w:p>
+    <w:p>
+      <w:pPr>
+        <w:pStyle w:val="ListNumber"/>
+      </w:pPr>
+      <w:r>
+        <w:t>`검수 재현 및 증빙 가이드`에 따라 AC별 증빙을 폴더별로 정리합니다.</w:t>
+      </w:r>
+    </w:p>
+    <w:p>
+      <w:pPr>
+        <w:pStyle w:val="ListNumber"/>
+      </w:pPr>
+      <w:r>
+        <w:t>운영 환경 증빙이 필요한 항목은 별첨 리포트나 대시보드 캡처를 첨부합니다.</w:t>
+      </w:r>
+    </w:p>
+    <w:p>
+      <w:pPr>
+        <w:pStyle w:val="ListNumber"/>
+      </w:pPr>
+      <w:r>
+        <w:t>최종적으로 서명란과 반려 기록표를 포함해 PDF 또는 DOCX 형태로 제출합니다.</w:t>
+      </w:r>
+    </w:p>
+    <w:p>
+      <w:pPr>
+        <w:pStyle w:val="Heading3"/>
+      </w:pPr>
+      <w:r>
+        <w:t>5-2. 검수 시 주의사항</w:t>
+      </w:r>
+    </w:p>
+    <w:p>
+      <w:pPr>
+        <w:pStyle w:val="ListBullet"/>
+      </w:pPr>
+      <w:r>
+        <w:rPr>
+          <w:rFonts w:ascii="Menlo" w:hAnsi="Menlo"/>
+        </w:rPr>
+        <w:t>Pass</w:t>
+      </w:r>
+      <w:r>
+        <w:t>로 표시한 항목이라도 운영 환경에서 동작이 다르면 최종적으로 재판정될 수 있습니다.</w:t>
+      </w:r>
+    </w:p>
+    <w:p>
+      <w:pPr>
+        <w:pStyle w:val="ListBullet"/>
+      </w:pPr>
+      <w:r>
+        <w:rPr>
+          <w:rFonts w:ascii="Menlo" w:hAnsi="Menlo"/>
+        </w:rPr>
+        <w:t>확인 불가</w:t>
+      </w:r>
+      <w:r>
+        <w:t xml:space="preserve"> 항목은 누락이 아니라, 현재 시점에서 운영 증빙 미첨부 상태임을 의미합니다.</w:t>
+      </w:r>
+    </w:p>
+    <w:p>
+      <w:pPr>
+        <w:pStyle w:val="ListBullet"/>
+      </w:pPr>
+      <w:r>
+        <w:t>계약 범위를 벗어나는 기대사항은 본 체크리스트의 반려 사유가 아니라 변경 요청 사항으로 분리합니다.</w:t>
+      </w:r>
+    </w:p>
     <w:p>
       <w:pPr>
         <w:pStyle w:val="Heading2"/>
@@ -2626,84 +1970,51 @@
       <w:tblPr>
         <w:tblStyle w:val="TableGrid"/>
         <w:tblW w:type="auto" w:w="0"/>
-        <w:tblLayout w:type="autofit"/>
         <w:tblLook w:firstColumn="1" w:firstRow="1" w:lastColumn="0" w:lastRow="0" w:noHBand="0" w:noVBand="1" w:val="04A0"/>
       </w:tblPr>
       <w:tblGrid>
-        <w:gridCol w:w="2523"/>
-        <w:gridCol w:w="2523"/>
-        <w:gridCol w:w="2523"/>
-        <w:gridCol w:w="2523"/>
+        <w:gridCol w:w="2493"/>
+        <w:gridCol w:w="2493"/>
+        <w:gridCol w:w="2493"/>
+        <w:gridCol w:w="2493"/>
       </w:tblGrid>
       <w:tr>
         <w:tc>
           <w:tcPr>
-            <w:tcW w:type="dxa" w:w="2523"/>
-            <w:shd w:fill="EAF1F8"/>
+            <w:tcW w:type="dxa" w:w="2493"/>
           </w:tcPr>
           <w:p>
-            <w:pPr>
-              <w:spacing w:after="0" w:before="0"/>
-            </w:pPr>
-            <w:r/>
             <w:r>
-              <w:rPr>
-                <w:b/>
-              </w:rPr>
               <w:t>구분</w:t>
             </w:r>
           </w:p>
         </w:tc>
         <w:tc>
           <w:tcPr>
-            <w:tcW w:type="dxa" w:w="2523"/>
-            <w:shd w:fill="EAF1F8"/>
+            <w:tcW w:type="dxa" w:w="2493"/>
           </w:tcPr>
           <w:p>
-            <w:pPr>
-              <w:spacing w:after="0" w:before="0"/>
-            </w:pPr>
-            <w:r/>
             <w:r>
-              <w:rPr>
-                <w:b/>
-              </w:rPr>
               <w:t>성명/직함</w:t>
             </w:r>
           </w:p>
         </w:tc>
         <w:tc>
           <w:tcPr>
-            <w:tcW w:type="dxa" w:w="2523"/>
-            <w:shd w:fill="EAF1F8"/>
+            <w:tcW w:type="dxa" w:w="2493"/>
           </w:tcPr>
           <w:p>
-            <w:pPr>
-              <w:spacing w:after="0" w:before="0"/>
-            </w:pPr>
-            <w:r/>
             <w:r>
-              <w:rPr>
-                <w:b/>
-              </w:rPr>
               <w:t>서명</w:t>
             </w:r>
           </w:p>
         </w:tc>
         <w:tc>
           <w:tcPr>
-            <w:tcW w:type="dxa" w:w="2523"/>
-            <w:shd w:fill="EAF1F8"/>
+            <w:tcW w:type="dxa" w:w="2493"/>
           </w:tcPr>
           <w:p>
-            <w:pPr>
-              <w:spacing w:after="0" w:before="0"/>
-            </w:pPr>
-            <w:r/>
             <w:r>
-              <w:rPr>
-                <w:b/>
-              </w:rPr>
               <w:t>일자</w:t>
             </w:r>
           </w:p>
@@ -2712,139 +2023,76 @@
       <w:tr>
         <w:tc>
           <w:tcPr>
-            <w:tcW w:type="dxa" w:w="2523"/>
+            <w:tcW w:type="dxa" w:w="2493"/>
           </w:tcPr>
           <w:p>
-            <w:pPr>
-              <w:spacing w:after="0" w:before="0"/>
-            </w:pPr>
-            <w:r/>
             <w:r>
-              <w:rPr>
-                <w:b w:val="0"/>
-              </w:rPr>
               <w:t>발주자 검수 담당</w:t>
             </w:r>
           </w:p>
         </w:tc>
         <w:tc>
           <w:tcPr>
-            <w:tcW w:type="dxa" w:w="2523"/>
+            <w:tcW w:type="dxa" w:w="2493"/>
           </w:tcPr>
           <w:p>
-            <w:pPr>
-              <w:spacing w:after="0" w:before="0"/>
-            </w:pPr>
             <w:r/>
-            <w:r>
-              <w:rPr>
-                <w:b w:val="0"/>
-              </w:rPr>
-            </w:r>
           </w:p>
         </w:tc>
         <w:tc>
           <w:tcPr>
-            <w:tcW w:type="dxa" w:w="2523"/>
+            <w:tcW w:type="dxa" w:w="2493"/>
           </w:tcPr>
           <w:p>
-            <w:pPr>
-              <w:spacing w:after="0" w:before="0"/>
-            </w:pPr>
             <w:r/>
-            <w:r>
-              <w:rPr>
-                <w:b w:val="0"/>
-              </w:rPr>
-            </w:r>
           </w:p>
         </w:tc>
         <w:tc>
           <w:tcPr>
-            <w:tcW w:type="dxa" w:w="2523"/>
+            <w:tcW w:type="dxa" w:w="2493"/>
           </w:tcPr>
           <w:p>
-            <w:pPr>
-              <w:spacing w:after="0" w:before="0"/>
-            </w:pPr>
             <w:r/>
-            <w:r>
-              <w:rPr>
-                <w:b w:val="0"/>
-              </w:rPr>
-            </w:r>
           </w:p>
         </w:tc>
       </w:tr>
       <w:tr>
         <w:tc>
           <w:tcPr>
-            <w:tcW w:type="dxa" w:w="2523"/>
+            <w:tcW w:type="dxa" w:w="2493"/>
           </w:tcPr>
           <w:p>
-            <w:pPr>
-              <w:spacing w:after="0" w:before="0"/>
-            </w:pPr>
-            <w:r/>
             <w:r>
-              <w:rPr>
-                <w:b w:val="0"/>
-              </w:rPr>
               <w:t>수급자 대응 담당</w:t>
             </w:r>
           </w:p>
         </w:tc>
         <w:tc>
           <w:tcPr>
-            <w:tcW w:type="dxa" w:w="2523"/>
+            <w:tcW w:type="dxa" w:w="2493"/>
           </w:tcPr>
           <w:p>
-            <w:pPr>
-              <w:spacing w:after="0" w:before="0"/>
-            </w:pPr>
             <w:r/>
-            <w:r>
-              <w:rPr>
-                <w:b w:val="0"/>
-              </w:rPr>
-            </w:r>
           </w:p>
         </w:tc>
         <w:tc>
           <w:tcPr>
-            <w:tcW w:type="dxa" w:w="2523"/>
+            <w:tcW w:type="dxa" w:w="2493"/>
           </w:tcPr>
           <w:p>
-            <w:pPr>
-              <w:spacing w:after="0" w:before="0"/>
-            </w:pPr>
             <w:r/>
-            <w:r>
-              <w:rPr>
-                <w:b w:val="0"/>
-              </w:rPr>
-            </w:r>
           </w:p>
         </w:tc>
         <w:tc>
           <w:tcPr>
-            <w:tcW w:type="dxa" w:w="2523"/>
+            <w:tcW w:type="dxa" w:w="2493"/>
           </w:tcPr>
           <w:p>
-            <w:pPr>
-              <w:spacing w:after="0" w:before="0"/>
-            </w:pPr>
             <w:r/>
-            <w:r>
-              <w:rPr>
-                <w:b w:val="0"/>
-              </w:rPr>
-            </w:r>
           </w:p>
         </w:tc>
       </w:tr>
     </w:tbl>
-    <w:p/>
     <w:p>
       <w:pPr>
         <w:pStyle w:val="Heading2"/>
@@ -2857,103 +2105,62 @@
       <w:tblPr>
         <w:tblStyle w:val="TableGrid"/>
         <w:tblW w:type="auto" w:w="0"/>
-        <w:tblLayout w:type="autofit"/>
         <w:tblLook w:firstColumn="1" w:firstRow="1" w:lastColumn="0" w:lastRow="0" w:noHBand="0" w:noVBand="1" w:val="04A0"/>
       </w:tblPr>
       <w:tblGrid>
-        <w:gridCol w:w="2018"/>
-        <w:gridCol w:w="2018"/>
-        <w:gridCol w:w="2018"/>
-        <w:gridCol w:w="2018"/>
-        <w:gridCol w:w="2018"/>
+        <w:gridCol w:w="1994"/>
+        <w:gridCol w:w="1994"/>
+        <w:gridCol w:w="1994"/>
+        <w:gridCol w:w="1994"/>
+        <w:gridCol w:w="1994"/>
       </w:tblGrid>
       <w:tr>
         <w:tc>
           <w:tcPr>
-            <w:tcW w:type="dxa" w:w="2018"/>
-            <w:shd w:fill="EAF1F8"/>
+            <w:tcW w:type="dxa" w:w="1994"/>
           </w:tcPr>
           <w:p>
-            <w:pPr>
-              <w:spacing w:after="0" w:before="0"/>
-            </w:pPr>
-            <w:r/>
             <w:r>
-              <w:rPr>
-                <w:b/>
-              </w:rPr>
               <w:t>No.</w:t>
             </w:r>
           </w:p>
         </w:tc>
         <w:tc>
           <w:tcPr>
-            <w:tcW w:type="dxa" w:w="2018"/>
-            <w:shd w:fill="EAF1F8"/>
+            <w:tcW w:type="dxa" w:w="1994"/>
           </w:tcPr>
           <w:p>
-            <w:pPr>
-              <w:spacing w:after="0" w:before="0"/>
-            </w:pPr>
-            <w:r/>
             <w:r>
-              <w:rPr>
-                <w:b/>
-              </w:rPr>
               <w:t>해당 ID (AC/LIM)</w:t>
             </w:r>
           </w:p>
         </w:tc>
         <w:tc>
           <w:tcPr>
-            <w:tcW w:type="dxa" w:w="2018"/>
-            <w:shd w:fill="EAF1F8"/>
+            <w:tcW w:type="dxa" w:w="1994"/>
           </w:tcPr>
           <w:p>
-            <w:pPr>
-              <w:spacing w:after="0" w:before="0"/>
-            </w:pPr>
-            <w:r/>
             <w:r>
-              <w:rPr>
-                <w:b/>
-              </w:rPr>
               <w:t>미충족 내용</w:t>
             </w:r>
           </w:p>
         </w:tc>
         <w:tc>
           <w:tcPr>
-            <w:tcW w:type="dxa" w:w="2018"/>
-            <w:shd w:fill="EAF1F8"/>
+            <w:tcW w:type="dxa" w:w="1994"/>
           </w:tcPr>
           <w:p>
-            <w:pPr>
-              <w:spacing w:after="0" w:before="0"/>
-            </w:pPr>
-            <w:r/>
             <w:r>
-              <w:rPr>
-                <w:b/>
-              </w:rPr>
               <w:t>재현 절차/근거</w:t>
             </w:r>
           </w:p>
         </w:tc>
         <w:tc>
           <w:tcPr>
-            <w:tcW w:type="dxa" w:w="2018"/>
-            <w:shd w:fill="EAF1F8"/>
+            <w:tcW w:type="dxa" w:w="1994"/>
           </w:tcPr>
           <w:p>
-            <w:pPr>
-              <w:spacing w:after="0" w:before="0"/>
-            </w:pPr>
-            <w:r/>
             <w:r>
-              <w:rPr>
-                <w:b/>
-              </w:rPr>
               <w:t>수정 요청 기한</w:t>
             </w:r>
           </w:p>
@@ -2962,257 +2169,139 @@
       <w:tr>
         <w:tc>
           <w:tcPr>
-            <w:tcW w:type="dxa" w:w="2018"/>
+            <w:tcW w:type="dxa" w:w="1994"/>
           </w:tcPr>
           <w:p>
-            <w:pPr>
-              <w:spacing w:after="0" w:before="0"/>
-            </w:pPr>
-            <w:r/>
             <w:r>
-              <w:rPr>
-                <w:b w:val="0"/>
-              </w:rPr>
               <w:t>1</w:t>
             </w:r>
           </w:p>
         </w:tc>
         <w:tc>
           <w:tcPr>
-            <w:tcW w:type="dxa" w:w="2018"/>
+            <w:tcW w:type="dxa" w:w="1994"/>
           </w:tcPr>
           <w:p>
-            <w:pPr>
-              <w:spacing w:after="0" w:before="0"/>
-            </w:pPr>
             <w:r/>
-            <w:r>
-              <w:rPr>
-                <w:b w:val="0"/>
-              </w:rPr>
-            </w:r>
           </w:p>
         </w:tc>
         <w:tc>
           <w:tcPr>
-            <w:tcW w:type="dxa" w:w="2018"/>
+            <w:tcW w:type="dxa" w:w="1994"/>
           </w:tcPr>
           <w:p>
-            <w:pPr>
-              <w:spacing w:after="0" w:before="0"/>
-            </w:pPr>
             <w:r/>
-            <w:r>
-              <w:rPr>
-                <w:b w:val="0"/>
-              </w:rPr>
-            </w:r>
           </w:p>
         </w:tc>
         <w:tc>
           <w:tcPr>
-            <w:tcW w:type="dxa" w:w="2018"/>
+            <w:tcW w:type="dxa" w:w="1994"/>
           </w:tcPr>
           <w:p>
-            <w:pPr>
-              <w:spacing w:after="0" w:before="0"/>
-            </w:pPr>
             <w:r/>
-            <w:r>
-              <w:rPr>
-                <w:b w:val="0"/>
-              </w:rPr>
-            </w:r>
           </w:p>
         </w:tc>
         <w:tc>
           <w:tcPr>
-            <w:tcW w:type="dxa" w:w="2018"/>
+            <w:tcW w:type="dxa" w:w="1994"/>
           </w:tcPr>
           <w:p>
-            <w:pPr>
-              <w:spacing w:after="0" w:before="0"/>
-            </w:pPr>
             <w:r/>
-            <w:r>
-              <w:rPr>
-                <w:b w:val="0"/>
-              </w:rPr>
-            </w:r>
           </w:p>
         </w:tc>
       </w:tr>
       <w:tr>
         <w:tc>
           <w:tcPr>
-            <w:tcW w:type="dxa" w:w="2018"/>
+            <w:tcW w:type="dxa" w:w="1994"/>
           </w:tcPr>
           <w:p>
-            <w:pPr>
-              <w:spacing w:after="0" w:before="0"/>
-            </w:pPr>
-            <w:r/>
             <w:r>
-              <w:rPr>
-                <w:b w:val="0"/>
-              </w:rPr>
               <w:t>2</w:t>
             </w:r>
           </w:p>
         </w:tc>
         <w:tc>
           <w:tcPr>
-            <w:tcW w:type="dxa" w:w="2018"/>
+            <w:tcW w:type="dxa" w:w="1994"/>
           </w:tcPr>
           <w:p>
-            <w:pPr>
-              <w:spacing w:after="0" w:before="0"/>
-            </w:pPr>
             <w:r/>
-            <w:r>
-              <w:rPr>
-                <w:b w:val="0"/>
-              </w:rPr>
-            </w:r>
           </w:p>
         </w:tc>
         <w:tc>
           <w:tcPr>
-            <w:tcW w:type="dxa" w:w="2018"/>
+            <w:tcW w:type="dxa" w:w="1994"/>
           </w:tcPr>
           <w:p>
-            <w:pPr>
-              <w:spacing w:after="0" w:before="0"/>
-            </w:pPr>
             <w:r/>
-            <w:r>
-              <w:rPr>
-                <w:b w:val="0"/>
-              </w:rPr>
-            </w:r>
           </w:p>
         </w:tc>
         <w:tc>
           <w:tcPr>
-            <w:tcW w:type="dxa" w:w="2018"/>
+            <w:tcW w:type="dxa" w:w="1994"/>
           </w:tcPr>
           <w:p>
-            <w:pPr>
-              <w:spacing w:after="0" w:before="0"/>
-            </w:pPr>
             <w:r/>
-            <w:r>
-              <w:rPr>
-                <w:b w:val="0"/>
-              </w:rPr>
-            </w:r>
           </w:p>
         </w:tc>
         <w:tc>
           <w:tcPr>
-            <w:tcW w:type="dxa" w:w="2018"/>
+            <w:tcW w:type="dxa" w:w="1994"/>
           </w:tcPr>
           <w:p>
-            <w:pPr>
-              <w:spacing w:after="0" w:before="0"/>
-            </w:pPr>
             <w:r/>
-            <w:r>
-              <w:rPr>
-                <w:b w:val="0"/>
-              </w:rPr>
-            </w:r>
           </w:p>
         </w:tc>
       </w:tr>
       <w:tr>
         <w:tc>
           <w:tcPr>
-            <w:tcW w:type="dxa" w:w="2018"/>
+            <w:tcW w:type="dxa" w:w="1994"/>
           </w:tcPr>
           <w:p>
-            <w:pPr>
-              <w:spacing w:after="0" w:before="0"/>
-            </w:pPr>
-            <w:r/>
             <w:r>
-              <w:rPr>
-                <w:b w:val="0"/>
-              </w:rPr>
               <w:t>3</w:t>
             </w:r>
           </w:p>
         </w:tc>
         <w:tc>
           <w:tcPr>
-            <w:tcW w:type="dxa" w:w="2018"/>
+            <w:tcW w:type="dxa" w:w="1994"/>
           </w:tcPr>
           <w:p>
-            <w:pPr>
-              <w:spacing w:after="0" w:before="0"/>
-            </w:pPr>
             <w:r/>
-            <w:r>
-              <w:rPr>
-                <w:b w:val="0"/>
-              </w:rPr>
-            </w:r>
           </w:p>
         </w:tc>
         <w:tc>
           <w:tcPr>
-            <w:tcW w:type="dxa" w:w="2018"/>
+            <w:tcW w:type="dxa" w:w="1994"/>
           </w:tcPr>
           <w:p>
-            <w:pPr>
-              <w:spacing w:after="0" w:before="0"/>
-            </w:pPr>
             <w:r/>
-            <w:r>
-              <w:rPr>
-                <w:b w:val="0"/>
-              </w:rPr>
-            </w:r>
           </w:p>
         </w:tc>
         <w:tc>
           <w:tcPr>
-            <w:tcW w:type="dxa" w:w="2018"/>
+            <w:tcW w:type="dxa" w:w="1994"/>
           </w:tcPr>
           <w:p>
-            <w:pPr>
-              <w:spacing w:after="0" w:before="0"/>
-            </w:pPr>
             <w:r/>
-            <w:r>
-              <w:rPr>
-                <w:b w:val="0"/>
-              </w:rPr>
-            </w:r>
           </w:p>
         </w:tc>
         <w:tc>
           <w:tcPr>
-            <w:tcW w:type="dxa" w:w="2018"/>
+            <w:tcW w:type="dxa" w:w="1994"/>
           </w:tcPr>
           <w:p>
-            <w:pPr>
-              <w:spacing w:after="0" w:before="0"/>
-            </w:pPr>
             <w:r/>
-            <w:r>
-              <w:rPr>
-                <w:b w:val="0"/>
-              </w:rPr>
-            </w:r>
           </w:p>
         </w:tc>
       </w:tr>
     </w:tbl>
-    <w:p/>
     <w:sectPr>
-      <w:pgSz w:w="11906" w:h="16838"/>
-      <w:pgMar w:top="907" w:right="907" w:bottom="1020" w:left="907" w:header="720" w:footer="720" w:gutter="0"/>
+      <w:pgSz w:w="12240" w:h="15840"/>
+      <w:pgMar w:top="1134" w:right="1134" w:bottom="1134" w:left="1134" w:header="720" w:footer="720" w:gutter="0"/>
       <w:cols w:space="720"/>
       <w:docGrid w:linePitch="360"/>
     </w:sectPr>
@@ -3583,10 +2672,6 @@
     <w:name w:val="Normal"/>
     <w:qFormat/>
     <w:rsid w:val="00FC693F"/>
-    <w:rPr>
-      <w:rFonts w:ascii="Malgun Gothic" w:hAnsi="Malgun Gothic"/>
-      <w:sz w:val="21"/>
-    </w:rPr>
   </w:style>
   <w:style w:type="paragraph" w:styleId="Header">
     <w:name w:val="header"/>
@@ -3647,11 +2732,11 @@
       <w:outlineLvl w:val="0"/>
     </w:pPr>
     <w:rPr>
-      <w:rFonts w:asciiTheme="majorHAnsi" w:eastAsiaTheme="majorEastAsia" w:hAnsiTheme="majorHAnsi" w:cstheme="majorBidi" w:ascii="Malgun Gothic" w:hAnsi="Malgun Gothic"/>
+      <w:rFonts w:asciiTheme="majorHAnsi" w:eastAsiaTheme="majorEastAsia" w:hAnsiTheme="majorHAnsi" w:cstheme="majorBidi"/>
       <w:b/>
       <w:bCs/>
       <w:color w:val="365F91" w:themeColor="accent1" w:themeShade="BF"/>
-      <w:sz w:val="32"/>
+      <w:sz w:val="28"/>
       <w:szCs w:val="28"/>
     </w:rPr>
   </w:style>
@@ -3671,7 +2756,7 @@
       <w:outlineLvl w:val="1"/>
     </w:pPr>
     <w:rPr>
-      <w:rFonts w:asciiTheme="majorHAnsi" w:eastAsiaTheme="majorEastAsia" w:hAnsiTheme="majorHAnsi" w:cstheme="majorBidi" w:ascii="Malgun Gothic" w:hAnsi="Malgun Gothic"/>
+      <w:rFonts w:asciiTheme="majorHAnsi" w:eastAsiaTheme="majorEastAsia" w:hAnsiTheme="majorHAnsi" w:cstheme="majorBidi"/>
       <w:b/>
       <w:bCs/>
       <w:color w:val="4F81BD" w:themeColor="accent1"/>
@@ -3695,11 +2780,10 @@
       <w:outlineLvl w:val="2"/>
     </w:pPr>
     <w:rPr>
-      <w:rFonts w:asciiTheme="majorHAnsi" w:eastAsiaTheme="majorEastAsia" w:hAnsiTheme="majorHAnsi" w:cstheme="majorBidi" w:ascii="Malgun Gothic" w:hAnsi="Malgun Gothic"/>
+      <w:rFonts w:asciiTheme="majorHAnsi" w:eastAsiaTheme="majorEastAsia" w:hAnsiTheme="majorHAnsi" w:cstheme="majorBidi"/>
       <w:b/>
       <w:bCs/>
       <w:color w:val="4F81BD" w:themeColor="accent1"/>
-      <w:sz w:val="23"/>
     </w:rPr>
   </w:style>
   <w:style w:type="paragraph" w:styleId="Heading4">
@@ -3937,11 +3021,11 @@
       <w:contextualSpacing/>
     </w:pPr>
     <w:rPr>
-      <w:rFonts w:asciiTheme="majorHAnsi" w:eastAsiaTheme="majorEastAsia" w:hAnsiTheme="majorHAnsi" w:cstheme="majorBidi" w:ascii="Malgun Gothic" w:hAnsi="Malgun Gothic"/>
+      <w:rFonts w:asciiTheme="majorHAnsi" w:eastAsiaTheme="majorEastAsia" w:hAnsiTheme="majorHAnsi" w:cstheme="majorBidi"/>
       <w:color w:val="17365D" w:themeColor="text2" w:themeShade="BF"/>
       <w:spacing w:val="5"/>
       <w:kern w:val="28"/>
-      <w:sz w:val="44"/>
+      <w:sz w:val="52"/>
       <w:szCs w:val="52"/>
     </w:rPr>
   </w:style>
